--- a/lessons/9-1/downloads/reveal/teacher/9.1-session-2-prerequisite-practice-a.docx
+++ b/lessons/9-1/downloads/reveal/teacher/9.1-session-2-prerequisite-practice-a.docx
@@ -15,10 +15,28 @@
         <w:rPr>
           <w:rFonts w:ascii="Avenir Next" w:hAnsi="Avenir Next" w:cs="Avenir Next" w:eastAsia="Avenir Next"/>
           <w:color w:val="1A1A1A"/>
+          <w:sz w:val="22"/>
+          <w:szCs w:val="20"/>
+        </w:rPr>
+        <w:t xml:space="preserve">Name</w:t>
+      </w:r>
+      <w:r>
+        <w:rPr>
+          <w:rFonts w:ascii="Avenir Next" w:hAnsi="Avenir Next" w:cs="Avenir Next" w:eastAsia="Avenir Next"/>
+          <w:color w:val="1A1A1A"/>
           <w:sz w:val="20"/>
           <w:szCs w:val="20"/>
         </w:rPr>
-        <w:t xml:space="preserve">Name</w:t>
+        <w:tab/>
+      </w:r>
+      <w:r>
+        <w:rPr>
+          <w:rFonts w:ascii="Avenir Next" w:hAnsi="Avenir Next" w:cs="Avenir Next" w:eastAsia="Avenir Next"/>
+          <w:color w:val="1A1A1A"/>
+          <w:sz w:val="22"/>
+          <w:szCs w:val="20"/>
+        </w:rPr>
+        <w:t xml:space="preserve">   Date</w:t>
       </w:r>
       <w:r>
         <w:rPr>
@@ -33,25 +51,7 @@
         <w:rPr>
           <w:rFonts w:ascii="Avenir Next" w:hAnsi="Avenir Next" w:cs="Avenir Next" w:eastAsia="Avenir Next"/>
           <w:color w:val="1A1A1A"/>
-          <w:sz w:val="20"/>
-          <w:szCs w:val="20"/>
-        </w:rPr>
-        <w:t xml:space="preserve">   Date</w:t>
-      </w:r>
-      <w:r>
-        <w:rPr>
-          <w:rFonts w:ascii="Avenir Next" w:hAnsi="Avenir Next" w:cs="Avenir Next" w:eastAsia="Avenir Next"/>
-          <w:color w:val="1A1A1A"/>
-          <w:sz w:val="20"/>
-          <w:szCs w:val="20"/>
-        </w:rPr>
-        <w:tab/>
-      </w:r>
-      <w:r>
-        <w:rPr>
-          <w:rFonts w:ascii="Avenir Next" w:hAnsi="Avenir Next" w:cs="Avenir Next" w:eastAsia="Avenir Next"/>
-          <w:color w:val="1A1A1A"/>
-          <w:sz w:val="20"/>
+          <w:sz w:val="22"/>
           <w:szCs w:val="20"/>
         </w:rPr>
         <w:t xml:space="preserve">   Period</w:t>
@@ -78,7 +78,7 @@
           <w:caps/>
           <w:color w:val="003A70"/>
           <w:spacing w:val="12"/>
-          <w:sz w:val="19"/>
+          <w:sz w:val="22"/>
           <w:szCs w:val="19"/>
         </w:rPr>
         <w:t xml:space="preserve">Lesson 9-1  ·  Session 2  ·  Prerequisite Practice A  ·  Skill 1 of 2</w:t>
@@ -86,6 +86,7 @@
     </w:p>
     <w:p>
       <w:pPr>
+        <w:pStyle w:val="Heading1"/>
         <w:keepNext/>
         <w:spacing w:before="0" w:after="10" w:line="240" w:lineRule="auto"/>
       </w:pPr>
@@ -111,7 +112,7 @@
         <w:rPr>
           <w:rFonts w:ascii="Avenir Next" w:hAnsi="Avenir Next" w:cs="Avenir Next" w:eastAsia="Avenir Next"/>
           <w:color w:val="5A5F66"/>
-          <w:sz w:val="17"/>
+          <w:sz w:val="22"/>
           <w:szCs w:val="17"/>
         </w:rPr>
         <w:t xml:space="preserve">Builds on Grade 4 · 4.NBT.B.5</w:t>
@@ -154,6 +155,7 @@
           </w:tcPr>
           <w:p>
             <w:pPr>
+              <w:pStyle w:val="Heading2"/>
               <w:spacing w:before="0" w:after="0" w:line="252" w:lineRule="auto"/>
             </w:pPr>
             <w:r>
@@ -183,7 +185,7 @@
               <w:rPr>
                 <w:rFonts w:ascii="Avenir Next" w:hAnsi="Avenir Next" w:cs="Avenir Next" w:eastAsia="Avenir Next"/>
                 <w:color w:val="1A1A1A"/>
-                <w:sz w:val="20"/>
+                <w:sz w:val="22"/>
                 <w:szCs w:val="20"/>
               </w:rPr>
               <w:t xml:space="preserve">You will fill a table for 18 cartons in each crate, like 18 × 5 for 5 crates.</w:t>
@@ -203,6 +205,7 @@
           </w:tcPr>
           <w:p>
             <w:pPr>
+              <w:pStyle w:val="Heading2"/>
               <w:spacing w:before="0" w:after="0" w:line="252" w:lineRule="auto"/>
             </w:pPr>
             <w:r>
@@ -232,7 +235,7 @@
               <w:rPr>
                 <w:rFonts w:ascii="Avenir Next" w:hAnsi="Avenir Next" w:cs="Avenir Next" w:eastAsia="Avenir Next"/>
                 <w:color w:val="1A1A1A"/>
-                <w:sz w:val="20"/>
+                <w:sz w:val="22"/>
                 <w:szCs w:val="20"/>
               </w:rPr>
               <w:t xml:space="preserve">Multiply a two-digit number by a one-digit number, like 18 × 5.  </w:t>
@@ -242,7 +245,7 @@
                 <w:rFonts w:ascii="Avenir Next" w:hAnsi="Avenir Next" w:cs="Avenir Next" w:eastAsia="Avenir Next"/>
                 <w:b/>
                 <w:color w:val="1A1A1A"/>
-                <w:sz w:val="20"/>
+                <w:sz w:val="22"/>
                 <w:szCs w:val="20"/>
               </w:rPr>
               <w:t xml:space="preserve">You will use it in Practice Form A, problems 3 and 4.</w:t>
@@ -253,6 +256,7 @@
     </w:tbl>
     <w:p>
       <w:pPr>
+        <w:pStyle w:val="Heading2"/>
         <w:keepNext/>
         <w:pBdr>
           <w:bottom w:val="single" w:sz="8" w:space="3" w:color="003A70"/>
@@ -268,7 +272,7 @@
           <w:b/>
           <w:color w:val="003A70"/>
           <w:spacing w:val="14"/>
-          <w:sz w:val="19"/>
+          <w:sz w:val="22"/>
           <w:szCs w:val="19"/>
         </w:rPr>
         <w:t xml:space="preserve">STEPS TO FOLLOW</w:t>
@@ -287,7 +291,7 @@
           <w:rFonts w:ascii="Avenir Next" w:hAnsi="Avenir Next" w:cs="Avenir Next" w:eastAsia="Avenir Next"/>
           <w:i/>
           <w:color w:val="5A5F66"/>
-          <w:sz w:val="17"/>
+          <w:sz w:val="22"/>
           <w:szCs w:val="17"/>
         </w:rPr>
         <w:t xml:space="preserve">use these same steps on every problem</w:t>
@@ -329,6 +333,7 @@
           </w:tcPr>
           <w:p>
             <w:pPr>
+              <w:pStyle w:val="Heading1"/>
               <w:spacing w:before="0" w:after="0" w:line="240" w:lineRule="auto"/>
               <w:jc w:val="center"/>
             </w:pPr>
@@ -358,7 +363,7 @@
                 <w:rFonts w:ascii="Avenir Next" w:hAnsi="Avenir Next" w:cs="Avenir Next" w:eastAsia="Avenir Next"/>
                 <w:b/>
                 <w:color w:val="1A1A1A"/>
-                <w:sz w:val="21"/>
+                <w:sz w:val="22"/>
                 <w:szCs w:val="21"/>
               </w:rPr>
               <w:t xml:space="preserve">Split</w:t>
@@ -367,7 +372,7 @@
               <w:rPr>
                 <w:rFonts w:ascii="Avenir Next" w:hAnsi="Avenir Next" w:cs="Avenir Next" w:eastAsia="Avenir Next"/>
                 <w:color w:val="1A1A1A"/>
-                <w:sz w:val="21"/>
+                <w:sz w:val="22"/>
                 <w:szCs w:val="21"/>
               </w:rPr>
               <w:t xml:space="preserve"> the two-digit number into tens and ones.</w:t>
@@ -386,6 +391,7 @@
           </w:tcPr>
           <w:p>
             <w:pPr>
+              <w:pStyle w:val="Heading1"/>
               <w:spacing w:before="0" w:after="0" w:line="240" w:lineRule="auto"/>
               <w:jc w:val="center"/>
             </w:pPr>
@@ -415,7 +421,7 @@
                 <w:rFonts w:ascii="Avenir Next" w:hAnsi="Avenir Next" w:cs="Avenir Next" w:eastAsia="Avenir Next"/>
                 <w:b/>
                 <w:color w:val="1A1A1A"/>
-                <w:sz w:val="21"/>
+                <w:sz w:val="22"/>
                 <w:szCs w:val="21"/>
               </w:rPr>
               <w:t xml:space="preserve">Multiply</w:t>
@@ -424,7 +430,7 @@
               <w:rPr>
                 <w:rFonts w:ascii="Avenir Next" w:hAnsi="Avenir Next" w:cs="Avenir Next" w:eastAsia="Avenir Next"/>
                 <w:color w:val="1A1A1A"/>
-                <w:sz w:val="21"/>
+                <w:sz w:val="22"/>
                 <w:szCs w:val="21"/>
               </w:rPr>
               <w:t xml:space="preserve"> each part by the one-digit number.</w:t>
@@ -443,6 +449,7 @@
           </w:tcPr>
           <w:p>
             <w:pPr>
+              <w:pStyle w:val="Heading1"/>
               <w:spacing w:before="0" w:after="0" w:line="240" w:lineRule="auto"/>
               <w:jc w:val="center"/>
             </w:pPr>
@@ -472,7 +479,7 @@
                 <w:rFonts w:ascii="Avenir Next" w:hAnsi="Avenir Next" w:cs="Avenir Next" w:eastAsia="Avenir Next"/>
                 <w:b/>
                 <w:color w:val="1A1A1A"/>
-                <w:sz w:val="21"/>
+                <w:sz w:val="22"/>
                 <w:szCs w:val="21"/>
               </w:rPr>
               <w:t xml:space="preserve">Add</w:t>
@@ -481,7 +488,7 @@
               <w:rPr>
                 <w:rFonts w:ascii="Avenir Next" w:hAnsi="Avenir Next" w:cs="Avenir Next" w:eastAsia="Avenir Next"/>
                 <w:color w:val="1A1A1A"/>
-                <w:sz w:val="21"/>
+                <w:sz w:val="22"/>
                 <w:szCs w:val="21"/>
               </w:rPr>
               <w:t xml:space="preserve"> the two products.</w:t>
@@ -492,6 +499,7 @@
     </w:tbl>
     <w:p>
       <w:pPr>
+        <w:pStyle w:val="Heading2"/>
         <w:keepNext/>
         <w:pBdr>
           <w:bottom w:val="single" w:sz="8" w:space="3" w:color="003A70"/>
@@ -507,7 +515,7 @@
           <w:b/>
           <w:color w:val="003A70"/>
           <w:spacing w:val="14"/>
-          <w:sz w:val="19"/>
+          <w:sz w:val="22"/>
           <w:szCs w:val="19"/>
         </w:rPr>
         <w:t xml:space="preserve">WATCH ME</w:t>
@@ -526,7 +534,7 @@
           <w:rFonts w:ascii="Avenir Next" w:hAnsi="Avenir Next" w:cs="Avenir Next" w:eastAsia="Avenir Next"/>
           <w:i/>
           <w:color w:val="5A5F66"/>
-          <w:sz w:val="17"/>
+          <w:sz w:val="22"/>
           <w:szCs w:val="17"/>
         </w:rPr>
         <w:t xml:space="preserve">the steps in action</w:t>
@@ -541,7 +549,7 @@
           <w:rFonts w:ascii="Avenir Next" w:hAnsi="Avenir Next" w:cs="Avenir Next" w:eastAsia="Avenir Next"/>
           <w:b/>
           <w:color w:val="1A1A1A"/>
-          <w:sz w:val="21"/>
+          <w:sz w:val="22"/>
           <w:szCs w:val="21"/>
         </w:rPr>
         <w:t xml:space="preserve">35 × 3</w:t>
@@ -560,25 +568,25 @@
           <w:rFonts w:ascii="Avenir Next" w:hAnsi="Avenir Next" w:cs="Avenir Next" w:eastAsia="Avenir Next"/>
           <w:b/>
           <w:color w:val="003A70"/>
+          <w:sz w:val="22"/>
+          <w:szCs w:val="19"/>
+        </w:rPr>
+        <w:t xml:space="preserve">Step 1</w:t>
+      </w:r>
+      <w:r>
+        <w:rPr>
+          <w:rFonts w:ascii="Avenir Next" w:hAnsi="Avenir Next" w:cs="Avenir Next" w:eastAsia="Avenir Next"/>
+          <w:color w:val="1A1A1A"/>
           <w:sz w:val="19"/>
           <w:szCs w:val="19"/>
         </w:rPr>
-        <w:t xml:space="preserve">Step 1</w:t>
-      </w:r>
-      <w:r>
-        <w:rPr>
-          <w:rFonts w:ascii="Avenir Next" w:hAnsi="Avenir Next" w:cs="Avenir Next" w:eastAsia="Avenir Next"/>
-          <w:color w:val="1A1A1A"/>
-          <w:sz w:val="19"/>
-          <w:szCs w:val="19"/>
-        </w:rPr>
         <w:tab/>
       </w:r>
       <w:r>
         <w:rPr>
           <w:rFonts w:ascii="Avenir Next" w:hAnsi="Avenir Next" w:cs="Avenir Next" w:eastAsia="Avenir Next"/>
           <w:color w:val="1A1A1A"/>
-          <w:sz w:val="21"/>
+          <w:sz w:val="22"/>
           <w:szCs w:val="21"/>
         </w:rPr>
         <w:t xml:space="preserve">35 = 30 + 5</w:t>
@@ -597,25 +605,25 @@
           <w:rFonts w:ascii="Avenir Next" w:hAnsi="Avenir Next" w:cs="Avenir Next" w:eastAsia="Avenir Next"/>
           <w:b/>
           <w:color w:val="003A70"/>
+          <w:sz w:val="22"/>
+          <w:szCs w:val="19"/>
+        </w:rPr>
+        <w:t xml:space="preserve">Step 2</w:t>
+      </w:r>
+      <w:r>
+        <w:rPr>
+          <w:rFonts w:ascii="Avenir Next" w:hAnsi="Avenir Next" w:cs="Avenir Next" w:eastAsia="Avenir Next"/>
+          <w:color w:val="1A1A1A"/>
           <w:sz w:val="19"/>
           <w:szCs w:val="19"/>
         </w:rPr>
-        <w:t xml:space="preserve">Step 2</w:t>
-      </w:r>
-      <w:r>
-        <w:rPr>
-          <w:rFonts w:ascii="Avenir Next" w:hAnsi="Avenir Next" w:cs="Avenir Next" w:eastAsia="Avenir Next"/>
-          <w:color w:val="1A1A1A"/>
-          <w:sz w:val="19"/>
-          <w:szCs w:val="19"/>
-        </w:rPr>
         <w:tab/>
       </w:r>
       <w:r>
         <w:rPr>
           <w:rFonts w:ascii="Avenir Next" w:hAnsi="Avenir Next" w:cs="Avenir Next" w:eastAsia="Avenir Next"/>
           <w:color w:val="1A1A1A"/>
-          <w:sz w:val="21"/>
+          <w:sz w:val="22"/>
           <w:szCs w:val="21"/>
         </w:rPr>
         <w:t xml:space="preserve">30 × 3 = 90.  5 × 3 = 15.</w:t>
@@ -634,25 +642,25 @@
           <w:rFonts w:ascii="Avenir Next" w:hAnsi="Avenir Next" w:cs="Avenir Next" w:eastAsia="Avenir Next"/>
           <w:b/>
           <w:color w:val="003A70"/>
+          <w:sz w:val="22"/>
+          <w:szCs w:val="19"/>
+        </w:rPr>
+        <w:t xml:space="preserve">Step 3</w:t>
+      </w:r>
+      <w:r>
+        <w:rPr>
+          <w:rFonts w:ascii="Avenir Next" w:hAnsi="Avenir Next" w:cs="Avenir Next" w:eastAsia="Avenir Next"/>
+          <w:color w:val="1A1A1A"/>
           <w:sz w:val="19"/>
           <w:szCs w:val="19"/>
         </w:rPr>
-        <w:t xml:space="preserve">Step 3</w:t>
-      </w:r>
-      <w:r>
-        <w:rPr>
-          <w:rFonts w:ascii="Avenir Next" w:hAnsi="Avenir Next" w:cs="Avenir Next" w:eastAsia="Avenir Next"/>
-          <w:color w:val="1A1A1A"/>
-          <w:sz w:val="19"/>
-          <w:szCs w:val="19"/>
-        </w:rPr>
         <w:tab/>
       </w:r>
       <w:r>
         <w:rPr>
           <w:rFonts w:ascii="Avenir Next" w:hAnsi="Avenir Next" w:cs="Avenir Next" w:eastAsia="Avenir Next"/>
           <w:color w:val="1A1A1A"/>
-          <w:sz w:val="21"/>
+          <w:sz w:val="22"/>
           <w:szCs w:val="21"/>
         </w:rPr>
         <w:t xml:space="preserve">90 + 15 = 105</w:t>
@@ -671,18 +679,18 @@
           <w:rFonts w:ascii="Avenir Next" w:hAnsi="Avenir Next" w:cs="Avenir Next" w:eastAsia="Avenir Next"/>
           <w:b/>
           <w:color w:val="1A1A1A"/>
+          <w:sz w:val="22"/>
+          <w:szCs w:val="21"/>
+        </w:rPr>
+        <w:t xml:space="preserve">Answer</w:t>
+      </w:r>
+      <w:r>
+        <w:rPr>
+          <w:rFonts w:ascii="Avenir Next" w:hAnsi="Avenir Next" w:cs="Avenir Next" w:eastAsia="Avenir Next"/>
+          <w:color w:val="1A1A1A"/>
           <w:sz w:val="21"/>
           <w:szCs w:val="21"/>
         </w:rPr>
-        <w:t xml:space="preserve">Answer</w:t>
-      </w:r>
-      <w:r>
-        <w:rPr>
-          <w:rFonts w:ascii="Avenir Next" w:hAnsi="Avenir Next" w:cs="Avenir Next" w:eastAsia="Avenir Next"/>
-          <w:color w:val="1A1A1A"/>
-          <w:sz w:val="21"/>
-          <w:szCs w:val="21"/>
-        </w:rPr>
         <w:tab/>
       </w:r>
       <w:r>
@@ -690,7 +698,7 @@
           <w:rFonts w:ascii="Avenir Next" w:hAnsi="Avenir Next" w:cs="Avenir Next" w:eastAsia="Avenir Next"/>
           <w:b/>
           <w:color w:val="1A1A1A"/>
-          <w:sz w:val="21"/>
+          <w:sz w:val="22"/>
           <w:szCs w:val="21"/>
         </w:rPr>
         <w:t xml:space="preserve">105</w:t>
@@ -698,6 +706,7 @@
     </w:p>
     <w:p>
       <w:pPr>
+        <w:pStyle w:val="Heading2"/>
         <w:keepNext/>
         <w:pBdr>
           <w:bottom w:val="single" w:sz="8" w:space="3" w:color="003A70"/>
@@ -713,7 +722,7 @@
           <w:b/>
           <w:color w:val="003A70"/>
           <w:spacing w:val="14"/>
-          <w:sz w:val="19"/>
+          <w:sz w:val="22"/>
           <w:szCs w:val="19"/>
         </w:rPr>
         <w:t xml:space="preserve">TRY IT WITH HELP</w:t>
@@ -732,7 +741,7 @@
           <w:rFonts w:ascii="Avenir Next" w:hAnsi="Avenir Next" w:cs="Avenir Next" w:eastAsia="Avenir Next"/>
           <w:i/>
           <w:color w:val="5A5F66"/>
-          <w:sz w:val="17"/>
+          <w:sz w:val="22"/>
           <w:szCs w:val="17"/>
         </w:rPr>
         <w:t xml:space="preserve">fill in each step</w:t>
@@ -790,25 +799,25 @@
           <w:rFonts w:ascii="Avenir Next" w:hAnsi="Avenir Next" w:cs="Avenir Next" w:eastAsia="Avenir Next"/>
           <w:b/>
           <w:color w:val="003A70"/>
+          <w:sz w:val="22"/>
+          <w:szCs w:val="18"/>
+        </w:rPr>
+        <w:t xml:space="preserve">Step 1</w:t>
+      </w:r>
+      <w:r>
+        <w:rPr>
+          <w:rFonts w:ascii="Avenir Next" w:hAnsi="Avenir Next" w:cs="Avenir Next" w:eastAsia="Avenir Next"/>
+          <w:color w:val="1A1A1A"/>
           <w:sz w:val="18"/>
           <w:szCs w:val="18"/>
         </w:rPr>
-        <w:t xml:space="preserve">Step 1</w:t>
-      </w:r>
-      <w:r>
-        <w:rPr>
-          <w:rFonts w:ascii="Avenir Next" w:hAnsi="Avenir Next" w:cs="Avenir Next" w:eastAsia="Avenir Next"/>
-          <w:color w:val="1A1A1A"/>
-          <w:sz w:val="18"/>
-          <w:szCs w:val="18"/>
-        </w:rPr>
         <w:tab/>
       </w:r>
       <w:r>
         <w:rPr>
           <w:rFonts w:ascii="Avenir Next" w:hAnsi="Avenir Next" w:cs="Avenir Next" w:eastAsia="Avenir Next"/>
           <w:color w:val="1A1A1A"/>
-          <w:sz w:val="21"/>
+          <w:sz w:val="22"/>
           <w:szCs w:val="21"/>
         </w:rPr>
         <w:t xml:space="preserve">18 = 10 + </w:t>
@@ -838,28 +847,47 @@
           <w:rFonts w:ascii="Avenir Next" w:hAnsi="Avenir Next" w:cs="Avenir Next" w:eastAsia="Avenir Next"/>
           <w:b/>
           <w:color w:val="003A70"/>
+          <w:sz w:val="22"/>
+          <w:szCs w:val="18"/>
+        </w:rPr>
+        <w:t xml:space="preserve">Step 2</w:t>
+      </w:r>
+      <w:r>
+        <w:rPr>
+          <w:rFonts w:ascii="Avenir Next" w:hAnsi="Avenir Next" w:cs="Avenir Next" w:eastAsia="Avenir Next"/>
+          <w:color w:val="1A1A1A"/>
           <w:sz w:val="18"/>
           <w:szCs w:val="18"/>
         </w:rPr>
-        <w:t xml:space="preserve">Step 2</w:t>
-      </w:r>
-      <w:r>
-        <w:rPr>
-          <w:rFonts w:ascii="Avenir Next" w:hAnsi="Avenir Next" w:cs="Avenir Next" w:eastAsia="Avenir Next"/>
-          <w:color w:val="1A1A1A"/>
-          <w:sz w:val="18"/>
-          <w:szCs w:val="18"/>
-        </w:rPr>
         <w:tab/>
       </w:r>
       <w:r>
         <w:rPr>
           <w:rFonts w:ascii="Avenir Next" w:hAnsi="Avenir Next" w:cs="Avenir Next" w:eastAsia="Avenir Next"/>
           <w:color w:val="1A1A1A"/>
+          <w:sz w:val="22"/>
+          <w:szCs w:val="21"/>
+        </w:rPr>
+        <w:t xml:space="preserve">10 × 5 = </w:t>
+      </w:r>
+      <w:r>
+        <w:rPr>
+          <w:rFonts w:ascii="Avenir Next" w:hAnsi="Avenir Next" w:cs="Avenir Next" w:eastAsia="Avenir Next"/>
+          <w:color w:val="1A1A1A"/>
           <w:sz w:val="21"/>
           <w:szCs w:val="21"/>
-        </w:rPr>
-        <w:t xml:space="preserve">10 × 5 = </w:t>
+          <w:u w:val="single"/>
+        </w:rPr>
+        <w:t xml:space="preserve">                </w:t>
+      </w:r>
+      <w:r>
+        <w:rPr>
+          <w:rFonts w:ascii="Avenir Next" w:hAnsi="Avenir Next" w:cs="Avenir Next" w:eastAsia="Avenir Next"/>
+          <w:color w:val="1A1A1A"/>
+          <w:sz w:val="22"/>
+          <w:szCs w:val="21"/>
+        </w:rPr>
+        <w:t xml:space="preserve">.  8 × 5 = </w:t>
       </w:r>
       <w:r>
         <w:rPr>
@@ -875,26 +903,7 @@
         <w:rPr>
           <w:rFonts w:ascii="Avenir Next" w:hAnsi="Avenir Next" w:cs="Avenir Next" w:eastAsia="Avenir Next"/>
           <w:color w:val="1A1A1A"/>
-          <w:sz w:val="21"/>
-          <w:szCs w:val="21"/>
-        </w:rPr>
-        <w:t xml:space="preserve">.  8 × 5 = </w:t>
-      </w:r>
-      <w:r>
-        <w:rPr>
-          <w:rFonts w:ascii="Avenir Next" w:hAnsi="Avenir Next" w:cs="Avenir Next" w:eastAsia="Avenir Next"/>
-          <w:color w:val="1A1A1A"/>
-          <w:sz w:val="21"/>
-          <w:szCs w:val="21"/>
-          <w:u w:val="single"/>
-        </w:rPr>
-        <w:t xml:space="preserve">                </w:t>
-      </w:r>
-      <w:r>
-        <w:rPr>
-          <w:rFonts w:ascii="Avenir Next" w:hAnsi="Avenir Next" w:cs="Avenir Next" w:eastAsia="Avenir Next"/>
-          <w:color w:val="1A1A1A"/>
-          <w:sz w:val="21"/>
+          <w:sz w:val="22"/>
           <w:szCs w:val="21"/>
         </w:rPr>
         <w:t xml:space="preserve">.</w:t>
@@ -914,25 +923,25 @@
           <w:rFonts w:ascii="Avenir Next" w:hAnsi="Avenir Next" w:cs="Avenir Next" w:eastAsia="Avenir Next"/>
           <w:b/>
           <w:color w:val="003A70"/>
+          <w:sz w:val="22"/>
+          <w:szCs w:val="18"/>
+        </w:rPr>
+        <w:t xml:space="preserve">Step 3</w:t>
+      </w:r>
+      <w:r>
+        <w:rPr>
+          <w:rFonts w:ascii="Avenir Next" w:hAnsi="Avenir Next" w:cs="Avenir Next" w:eastAsia="Avenir Next"/>
+          <w:color w:val="1A1A1A"/>
           <w:sz w:val="18"/>
           <w:szCs w:val="18"/>
         </w:rPr>
-        <w:t xml:space="preserve">Step 3</w:t>
-      </w:r>
-      <w:r>
-        <w:rPr>
-          <w:rFonts w:ascii="Avenir Next" w:hAnsi="Avenir Next" w:cs="Avenir Next" w:eastAsia="Avenir Next"/>
-          <w:color w:val="1A1A1A"/>
-          <w:sz w:val="18"/>
-          <w:szCs w:val="18"/>
-        </w:rPr>
         <w:tab/>
       </w:r>
       <w:r>
         <w:rPr>
           <w:rFonts w:ascii="Avenir Next" w:hAnsi="Avenir Next" w:cs="Avenir Next" w:eastAsia="Avenir Next"/>
           <w:color w:val="1A1A1A"/>
-          <w:sz w:val="21"/>
+          <w:sz w:val="22"/>
           <w:szCs w:val="21"/>
         </w:rPr>
         <w:t xml:space="preserve">50 + 40 = </w:t>
@@ -1005,35 +1014,35 @@
           <w:rFonts w:ascii="Avenir Next" w:hAnsi="Avenir Next" w:cs="Avenir Next" w:eastAsia="Avenir Next"/>
           <w:b/>
           <w:color w:val="003A70"/>
+          <w:sz w:val="22"/>
+          <w:szCs w:val="18"/>
+        </w:rPr>
+        <w:t xml:space="preserve">Step 1</w:t>
+      </w:r>
+      <w:r>
+        <w:rPr>
+          <w:rFonts w:ascii="Avenir Next" w:hAnsi="Avenir Next" w:cs="Avenir Next" w:eastAsia="Avenir Next"/>
+          <w:color w:val="1A1A1A"/>
           <w:sz w:val="18"/>
           <w:szCs w:val="18"/>
         </w:rPr>
-        <w:t xml:space="preserve">Step 1</w:t>
-      </w:r>
-      <w:r>
-        <w:rPr>
-          <w:rFonts w:ascii="Avenir Next" w:hAnsi="Avenir Next" w:cs="Avenir Next" w:eastAsia="Avenir Next"/>
-          <w:color w:val="1A1A1A"/>
-          <w:sz w:val="18"/>
-          <w:szCs w:val="18"/>
-        </w:rPr>
         <w:tab/>
       </w:r>
       <w:r>
         <w:rPr>
           <w:rFonts w:ascii="Avenir Next" w:hAnsi="Avenir Next" w:cs="Avenir Next" w:eastAsia="Avenir Next"/>
           <w:color w:val="1A1A1A"/>
+          <w:sz w:val="22"/>
+          <w:szCs w:val="21"/>
+        </w:rPr>
+        <w:t xml:space="preserve">25 = </w:t>
+      </w:r>
+      <w:r>
+        <w:rPr>
+          <w:rFonts w:ascii="Avenir Next" w:hAnsi="Avenir Next" w:cs="Avenir Next" w:eastAsia="Avenir Next"/>
+          <w:color w:val="1A1A1A"/>
           <w:sz w:val="21"/>
           <w:szCs w:val="21"/>
-        </w:rPr>
-        <w:t xml:space="preserve">25 = </w:t>
-      </w:r>
-      <w:r>
-        <w:rPr>
-          <w:rFonts w:ascii="Avenir Next" w:hAnsi="Avenir Next" w:cs="Avenir Next" w:eastAsia="Avenir Next"/>
-          <w:color w:val="1A1A1A"/>
-          <w:sz w:val="21"/>
-          <w:szCs w:val="21"/>
           <w:u w:val="single"/>
         </w:rPr>
         <w:t xml:space="preserve">                </w:t>
@@ -1042,7 +1051,7 @@
         <w:rPr>
           <w:rFonts w:ascii="Avenir Next" w:hAnsi="Avenir Next" w:cs="Avenir Next" w:eastAsia="Avenir Next"/>
           <w:color w:val="1A1A1A"/>
-          <w:sz w:val="21"/>
+          <w:sz w:val="22"/>
           <w:szCs w:val="21"/>
         </w:rPr>
         <w:t xml:space="preserve"> + 5</w:t>
@@ -1062,28 +1071,47 @@
           <w:rFonts w:ascii="Avenir Next" w:hAnsi="Avenir Next" w:cs="Avenir Next" w:eastAsia="Avenir Next"/>
           <w:b/>
           <w:color w:val="003A70"/>
+          <w:sz w:val="22"/>
+          <w:szCs w:val="18"/>
+        </w:rPr>
+        <w:t xml:space="preserve">Step 2</w:t>
+      </w:r>
+      <w:r>
+        <w:rPr>
+          <w:rFonts w:ascii="Avenir Next" w:hAnsi="Avenir Next" w:cs="Avenir Next" w:eastAsia="Avenir Next"/>
+          <w:color w:val="1A1A1A"/>
           <w:sz w:val="18"/>
           <w:szCs w:val="18"/>
         </w:rPr>
-        <w:t xml:space="preserve">Step 2</w:t>
-      </w:r>
-      <w:r>
-        <w:rPr>
-          <w:rFonts w:ascii="Avenir Next" w:hAnsi="Avenir Next" w:cs="Avenir Next" w:eastAsia="Avenir Next"/>
-          <w:color w:val="1A1A1A"/>
-          <w:sz w:val="18"/>
-          <w:szCs w:val="18"/>
-        </w:rPr>
         <w:tab/>
       </w:r>
       <w:r>
         <w:rPr>
           <w:rFonts w:ascii="Avenir Next" w:hAnsi="Avenir Next" w:cs="Avenir Next" w:eastAsia="Avenir Next"/>
           <w:color w:val="1A1A1A"/>
+          <w:sz w:val="22"/>
+          <w:szCs w:val="21"/>
+        </w:rPr>
+        <w:t xml:space="preserve">20 × 6 = </w:t>
+      </w:r>
+      <w:r>
+        <w:rPr>
+          <w:rFonts w:ascii="Avenir Next" w:hAnsi="Avenir Next" w:cs="Avenir Next" w:eastAsia="Avenir Next"/>
+          <w:color w:val="1A1A1A"/>
           <w:sz w:val="21"/>
           <w:szCs w:val="21"/>
-        </w:rPr>
-        <w:t xml:space="preserve">20 × 6 = </w:t>
+          <w:u w:val="single"/>
+        </w:rPr>
+        <w:t xml:space="preserve">                </w:t>
+      </w:r>
+      <w:r>
+        <w:rPr>
+          <w:rFonts w:ascii="Avenir Next" w:hAnsi="Avenir Next" w:cs="Avenir Next" w:eastAsia="Avenir Next"/>
+          <w:color w:val="1A1A1A"/>
+          <w:sz w:val="22"/>
+          <w:szCs w:val="21"/>
+        </w:rPr>
+        <w:t xml:space="preserve">.  5 × 6 = </w:t>
       </w:r>
       <w:r>
         <w:rPr>
@@ -1099,26 +1127,7 @@
         <w:rPr>
           <w:rFonts w:ascii="Avenir Next" w:hAnsi="Avenir Next" w:cs="Avenir Next" w:eastAsia="Avenir Next"/>
           <w:color w:val="1A1A1A"/>
-          <w:sz w:val="21"/>
-          <w:szCs w:val="21"/>
-        </w:rPr>
-        <w:t xml:space="preserve">.  5 × 6 = </w:t>
-      </w:r>
-      <w:r>
-        <w:rPr>
-          <w:rFonts w:ascii="Avenir Next" w:hAnsi="Avenir Next" w:cs="Avenir Next" w:eastAsia="Avenir Next"/>
-          <w:color w:val="1A1A1A"/>
-          <w:sz w:val="21"/>
-          <w:szCs w:val="21"/>
-          <w:u w:val="single"/>
-        </w:rPr>
-        <w:t xml:space="preserve">                </w:t>
-      </w:r>
-      <w:r>
-        <w:rPr>
-          <w:rFonts w:ascii="Avenir Next" w:hAnsi="Avenir Next" w:cs="Avenir Next" w:eastAsia="Avenir Next"/>
-          <w:color w:val="1A1A1A"/>
-          <w:sz w:val="21"/>
+          <w:sz w:val="22"/>
           <w:szCs w:val="21"/>
         </w:rPr>
         <w:t xml:space="preserve">.</w:t>
@@ -1138,35 +1147,35 @@
           <w:rFonts w:ascii="Avenir Next" w:hAnsi="Avenir Next" w:cs="Avenir Next" w:eastAsia="Avenir Next"/>
           <w:b/>
           <w:color w:val="003A70"/>
+          <w:sz w:val="22"/>
+          <w:szCs w:val="18"/>
+        </w:rPr>
+        <w:t xml:space="preserve">Step 3</w:t>
+      </w:r>
+      <w:r>
+        <w:rPr>
+          <w:rFonts w:ascii="Avenir Next" w:hAnsi="Avenir Next" w:cs="Avenir Next" w:eastAsia="Avenir Next"/>
+          <w:color w:val="1A1A1A"/>
           <w:sz w:val="18"/>
           <w:szCs w:val="18"/>
         </w:rPr>
-        <w:t xml:space="preserve">Step 3</w:t>
-      </w:r>
-      <w:r>
-        <w:rPr>
-          <w:rFonts w:ascii="Avenir Next" w:hAnsi="Avenir Next" w:cs="Avenir Next" w:eastAsia="Avenir Next"/>
-          <w:color w:val="1A1A1A"/>
-          <w:sz w:val="18"/>
-          <w:szCs w:val="18"/>
-        </w:rPr>
         <w:tab/>
       </w:r>
       <w:r>
         <w:rPr>
           <w:rFonts w:ascii="Avenir Next" w:hAnsi="Avenir Next" w:cs="Avenir Next" w:eastAsia="Avenir Next"/>
           <w:color w:val="1A1A1A"/>
+          <w:sz w:val="22"/>
+          <w:szCs w:val="21"/>
+        </w:rPr>
+        <w:t xml:space="preserve">120 + 30 = </w:t>
+      </w:r>
+      <w:r>
+        <w:rPr>
+          <w:rFonts w:ascii="Avenir Next" w:hAnsi="Avenir Next" w:cs="Avenir Next" w:eastAsia="Avenir Next"/>
+          <w:color w:val="1A1A1A"/>
           <w:sz w:val="21"/>
           <w:szCs w:val="21"/>
-        </w:rPr>
-        <w:t xml:space="preserve">120 + 30 = </w:t>
-      </w:r>
-      <w:r>
-        <w:rPr>
-          <w:rFonts w:ascii="Avenir Next" w:hAnsi="Avenir Next" w:cs="Avenir Next" w:eastAsia="Avenir Next"/>
-          <w:color w:val="1A1A1A"/>
-          <w:sz w:val="21"/>
-          <w:szCs w:val="21"/>
           <w:u w:val="single"/>
         </w:rPr>
         <w:t xml:space="preserve">                </w:t>
@@ -1179,6 +1188,7 @@
     </w:p>
     <w:p>
       <w:pPr>
+        <w:pStyle w:val="Heading2"/>
         <w:keepNext/>
         <w:pBdr>
           <w:bottom w:val="single" w:sz="8" w:space="3" w:color="003A70"/>
@@ -1194,7 +1204,7 @@
           <w:b/>
           <w:color w:val="003A70"/>
           <w:spacing w:val="14"/>
-          <w:sz w:val="19"/>
+          <w:sz w:val="22"/>
           <w:szCs w:val="19"/>
         </w:rPr>
         <w:t xml:space="preserve">YOUR TURN</w:t>
@@ -1213,7 +1223,7 @@
           <w:rFonts w:ascii="Avenir Next" w:hAnsi="Avenir Next" w:cs="Avenir Next" w:eastAsia="Avenir Next"/>
           <w:i/>
           <w:color w:val="5A5F66"/>
-          <w:sz w:val="17"/>
+          <w:sz w:val="22"/>
           <w:szCs w:val="17"/>
         </w:rPr>
         <w:t xml:space="preserve">use the steps on your own</w:t>
@@ -1385,7 +1395,7 @@
                       <w:szCs w:val="22"/>
                       <w:u w:val="single"/>
                     </w:rPr>
-                    <w:t xml:space="preserve">      </w:t>
+                    <w:t xml:space="preserve">          </w:t>
                   </w:r>
                 </w:p>
               </w:tc>
@@ -1447,7 +1457,7 @@
                       <w:szCs w:val="22"/>
                       <w:u w:val="single"/>
                     </w:rPr>
-                    <w:t xml:space="preserve">      </w:t>
+                    <w:t xml:space="preserve">          </w:t>
                   </w:r>
                 </w:p>
               </w:tc>
@@ -1509,7 +1519,7 @@
                       <w:szCs w:val="22"/>
                       <w:u w:val="single"/>
                     </w:rPr>
-                    <w:t xml:space="preserve">      </w:t>
+                    <w:t xml:space="preserve">          </w:t>
                   </w:r>
                 </w:p>
               </w:tc>
@@ -1577,7 +1587,7 @@
                       <w:szCs w:val="22"/>
                       <w:u w:val="single"/>
                     </w:rPr>
-                    <w:t xml:space="preserve">      </w:t>
+                    <w:t xml:space="preserve">          </w:t>
                   </w:r>
                 </w:p>
               </w:tc>
@@ -1639,7 +1649,7 @@
                       <w:szCs w:val="22"/>
                       <w:u w:val="single"/>
                     </w:rPr>
-                    <w:t xml:space="preserve">      </w:t>
+                    <w:t xml:space="preserve">          </w:t>
                   </w:r>
                 </w:p>
               </w:tc>
@@ -1701,7 +1711,7 @@
                       <w:szCs w:val="22"/>
                       <w:u w:val="single"/>
                     </w:rPr>
-                    <w:t xml:space="preserve">      </w:t>
+                    <w:t xml:space="preserve">          </w:t>
                   </w:r>
                 </w:p>
               </w:tc>
@@ -1724,7 +1734,7 @@
       <w:pPr>
         <w:pageBreakBefore/>
         <w:keepNext/>
-        <w:spacing w:before="0" w:after="12" w:line="264" w:lineRule="auto"/>
+        <w:spacing w:before="0" w:after="10" w:line="240" w:lineRule="auto"/>
       </w:pPr>
       <w:r>
         <w:rPr>
@@ -1733,7 +1743,7 @@
           <w:caps/>
           <w:color w:val="003A70"/>
           <w:spacing w:val="12"/>
-          <w:sz w:val="19"/>
+          <w:sz w:val="22"/>
           <w:szCs w:val="19"/>
         </w:rPr>
         <w:t xml:space="preserve">Lesson 9-1  ·  Session 2  ·  Prerequisite Practice A  ·  Skill 2 of 2</w:t>
@@ -1741,8 +1751,9 @@
     </w:p>
     <w:p>
       <w:pPr>
+        <w:pStyle w:val="Heading1"/>
         <w:keepNext/>
-        <w:spacing w:before="0" w:after="10" w:line="240" w:lineRule="auto"/>
+        <w:spacing w:before="0" w:after="8" w:line="240" w:lineRule="auto"/>
       </w:pPr>
       <w:r>
         <w:rPr>
@@ -1760,13 +1771,13 @@
         <w:pBdr>
           <w:bottom w:val="single" w:sz="4" w:space="5" w:color="C9CDD2"/>
         </w:pBdr>
-        <w:spacing w:before="0" w:after="60" w:line="264" w:lineRule="auto"/>
+        <w:spacing w:before="0" w:after="51" w:line="240" w:lineRule="auto"/>
       </w:pPr>
       <w:r>
         <w:rPr>
           <w:rFonts w:ascii="Avenir Next" w:hAnsi="Avenir Next" w:cs="Avenir Next" w:eastAsia="Avenir Next"/>
           <w:color w:val="5A5F66"/>
-          <w:sz w:val="17"/>
+          <w:sz w:val="22"/>
           <w:szCs w:val="17"/>
         </w:rPr>
         <w:t xml:space="preserve">Builds on Grade 4 · 4.OA.C.5</w:t>
@@ -1809,7 +1820,8 @@
           </w:tcPr>
           <w:p>
             <w:pPr>
-              <w:spacing w:before="0" w:after="0" w:line="252" w:lineRule="auto"/>
+              <w:pStyle w:val="Heading2"/>
+              <w:spacing w:before="0" w:after="0" w:line="240" w:lineRule="auto"/>
             </w:pPr>
             <w:r>
               <w:rPr>
@@ -1832,13 +1844,13 @@
           </w:tcPr>
           <w:p>
             <w:pPr>
-              <w:spacing w:before="0" w:after="0" w:line="264" w:lineRule="auto"/>
+              <w:spacing w:before="0" w:after="0" w:line="240" w:lineRule="auto"/>
             </w:pPr>
             <w:r>
               <w:rPr>
                 <w:rFonts w:ascii="Avenir Next" w:hAnsi="Avenir Next" w:cs="Avenir Next" w:eastAsia="Avenir Next"/>
                 <w:color w:val="1A1A1A"/>
-                <w:sz w:val="20"/>
+                <w:sz w:val="22"/>
                 <w:szCs w:val="20"/>
               </w:rPr>
               <w:t xml:space="preserve">You will find the rule for </w:t>
@@ -1848,7 +1860,7 @@
                 <w:rFonts w:ascii="Avenir Next" w:hAnsi="Avenir Next" w:cs="Avenir Next" w:eastAsia="Avenir Next"/>
                 <w:i/>
                 <w:color w:val="1A1A1A"/>
-                <w:sz w:val="20"/>
+                <w:sz w:val="22"/>
                 <w:szCs w:val="20"/>
               </w:rPr>
               <w:t xml:space="preserve">x</w:t>
@@ -1857,7 +1869,7 @@
               <w:rPr>
                 <w:rFonts w:ascii="Avenir Next" w:hAnsi="Avenir Next" w:cs="Avenir Next" w:eastAsia="Avenir Next"/>
                 <w:color w:val="1A1A1A"/>
-                <w:sz w:val="20"/>
+                <w:sz w:val="22"/>
                 <w:szCs w:val="20"/>
               </w:rPr>
               <w:t xml:space="preserve">: 1, 2, 3 and </w:t>
@@ -1867,7 +1879,7 @@
                 <w:rFonts w:ascii="Avenir Next" w:hAnsi="Avenir Next" w:cs="Avenir Next" w:eastAsia="Avenir Next"/>
                 <w:i/>
                 <w:color w:val="1A1A1A"/>
-                <w:sz w:val="20"/>
+                <w:sz w:val="22"/>
                 <w:szCs w:val="20"/>
               </w:rPr>
               <w:t xml:space="preserve">y</w:t>
@@ -1876,7 +1888,7 @@
               <w:rPr>
                 <w:rFonts w:ascii="Avenir Next" w:hAnsi="Avenir Next" w:cs="Avenir Next" w:eastAsia="Avenir Next"/>
                 <w:color w:val="1A1A1A"/>
-                <w:sz w:val="20"/>
+                <w:sz w:val="22"/>
                 <w:szCs w:val="20"/>
               </w:rPr>
               <w:t xml:space="preserve">: 12, 24, 36, then find </w:t>
@@ -1886,7 +1898,7 @@
                 <w:rFonts w:ascii="Avenir Next" w:hAnsi="Avenir Next" w:cs="Avenir Next" w:eastAsia="Avenir Next"/>
                 <w:i/>
                 <w:color w:val="1A1A1A"/>
-                <w:sz w:val="20"/>
+                <w:sz w:val="22"/>
                 <w:szCs w:val="20"/>
               </w:rPr>
               <w:t xml:space="preserve">y</w:t>
@@ -1895,7 +1907,7 @@
               <w:rPr>
                 <w:rFonts w:ascii="Avenir Next" w:hAnsi="Avenir Next" w:cs="Avenir Next" w:eastAsia="Avenir Next"/>
                 <w:color w:val="1A1A1A"/>
-                <w:sz w:val="20"/>
+                <w:sz w:val="22"/>
                 <w:szCs w:val="20"/>
               </w:rPr>
               <w:t xml:space="preserve"> when </w:t>
@@ -1905,7 +1917,7 @@
                 <w:rFonts w:ascii="Avenir Next" w:hAnsi="Avenir Next" w:cs="Avenir Next" w:eastAsia="Avenir Next"/>
                 <w:i/>
                 <w:color w:val="1A1A1A"/>
-                <w:sz w:val="20"/>
+                <w:sz w:val="22"/>
                 <w:szCs w:val="20"/>
               </w:rPr>
               <w:t xml:space="preserve">x</w:t>
@@ -1914,7 +1926,7 @@
               <w:rPr>
                 <w:rFonts w:ascii="Avenir Next" w:hAnsi="Avenir Next" w:cs="Avenir Next" w:eastAsia="Avenir Next"/>
                 <w:color w:val="1A1A1A"/>
-                <w:sz w:val="20"/>
+                <w:sz w:val="22"/>
                 <w:szCs w:val="20"/>
               </w:rPr>
               <w:t xml:space="preserve"> = 7.</w:t>
@@ -1934,7 +1946,8 @@
           </w:tcPr>
           <w:p>
             <w:pPr>
-              <w:spacing w:before="0" w:after="0" w:line="252" w:lineRule="auto"/>
+              <w:pStyle w:val="Heading2"/>
+              <w:spacing w:before="0" w:after="0" w:line="240" w:lineRule="auto"/>
             </w:pPr>
             <w:r>
               <w:rPr>
@@ -1957,13 +1970,13 @@
           </w:tcPr>
           <w:p>
             <w:pPr>
-              <w:spacing w:before="0" w:after="0" w:line="264" w:lineRule="auto"/>
+              <w:spacing w:before="0" w:after="0" w:line="240" w:lineRule="auto"/>
             </w:pPr>
             <w:r>
               <w:rPr>
                 <w:rFonts w:ascii="Avenir Next" w:hAnsi="Avenir Next" w:cs="Avenir Next" w:eastAsia="Avenir Next"/>
                 <w:color w:val="1A1A1A"/>
-                <w:sz w:val="20"/>
+                <w:sz w:val="22"/>
                 <w:szCs w:val="20"/>
               </w:rPr>
               <w:t xml:space="preserve">Find the rule that turns each </w:t>
@@ -1973,7 +1986,7 @@
                 <w:rFonts w:ascii="Avenir Next" w:hAnsi="Avenir Next" w:cs="Avenir Next" w:eastAsia="Avenir Next"/>
                 <w:i/>
                 <w:color w:val="1A1A1A"/>
-                <w:sz w:val="20"/>
+                <w:sz w:val="22"/>
                 <w:szCs w:val="20"/>
               </w:rPr>
               <w:t xml:space="preserve">x</w:t>
@@ -1982,7 +1995,7 @@
               <w:rPr>
                 <w:rFonts w:ascii="Avenir Next" w:hAnsi="Avenir Next" w:cs="Avenir Next" w:eastAsia="Avenir Next"/>
                 <w:color w:val="1A1A1A"/>
-                <w:sz w:val="20"/>
+                <w:sz w:val="22"/>
                 <w:szCs w:val="20"/>
               </w:rPr>
               <w:t xml:space="preserve"> into </w:t>
@@ -1992,7 +2005,7 @@
                 <w:rFonts w:ascii="Avenir Next" w:hAnsi="Avenir Next" w:cs="Avenir Next" w:eastAsia="Avenir Next"/>
                 <w:i/>
                 <w:color w:val="1A1A1A"/>
-                <w:sz w:val="20"/>
+                <w:sz w:val="22"/>
                 <w:szCs w:val="20"/>
               </w:rPr>
               <w:t xml:space="preserve">y</w:t>
@@ -2001,7 +2014,7 @@
               <w:rPr>
                 <w:rFonts w:ascii="Avenir Next" w:hAnsi="Avenir Next" w:cs="Avenir Next" w:eastAsia="Avenir Next"/>
                 <w:color w:val="1A1A1A"/>
-                <w:sz w:val="20"/>
+                <w:sz w:val="22"/>
                 <w:szCs w:val="20"/>
               </w:rPr>
               <w:t xml:space="preserve">, like “multiply by 12.”  </w:t>
@@ -2011,7 +2024,7 @@
                 <w:rFonts w:ascii="Avenir Next" w:hAnsi="Avenir Next" w:cs="Avenir Next" w:eastAsia="Avenir Next"/>
                 <w:b/>
                 <w:color w:val="1A1A1A"/>
-                <w:sz w:val="20"/>
+                <w:sz w:val="22"/>
                 <w:szCs w:val="20"/>
               </w:rPr>
               <w:t xml:space="preserve">You will use it in Practice Form A, problem 7.</w:t>
@@ -2022,6 +2035,7 @@
     </w:tbl>
     <w:p>
       <w:pPr>
+        <w:pStyle w:val="Heading2"/>
         <w:keepNext/>
         <w:pBdr>
           <w:bottom w:val="single" w:sz="8" w:space="3" w:color="003A70"/>
@@ -2029,7 +2043,7 @@
         <w:tabs>
           <w:tab w:val="right" w:pos="9504"/>
         </w:tabs>
-        <w:spacing w:before="50" w:after="36" w:line="240" w:lineRule="auto"/>
+        <w:spacing w:before="42" w:after="31" w:line="240" w:lineRule="auto"/>
       </w:pPr>
       <w:r>
         <w:rPr>
@@ -2037,7 +2051,7 @@
           <w:b/>
           <w:color w:val="003A70"/>
           <w:spacing w:val="14"/>
-          <w:sz w:val="19"/>
+          <w:sz w:val="22"/>
           <w:szCs w:val="19"/>
         </w:rPr>
         <w:t xml:space="preserve">STEPS TO FOLLOW</w:t>
@@ -2056,7 +2070,7 @@
           <w:rFonts w:ascii="Avenir Next" w:hAnsi="Avenir Next" w:cs="Avenir Next" w:eastAsia="Avenir Next"/>
           <w:i/>
           <w:color w:val="5A5F66"/>
-          <w:sz w:val="17"/>
+          <w:sz w:val="22"/>
           <w:szCs w:val="17"/>
         </w:rPr>
         <w:t xml:space="preserve">use these same steps on every problem</w:t>
@@ -2098,6 +2112,7 @@
           </w:tcPr>
           <w:p>
             <w:pPr>
+              <w:pStyle w:val="Heading1"/>
               <w:spacing w:before="0" w:after="0" w:line="240" w:lineRule="auto"/>
               <w:jc w:val="center"/>
             </w:pPr>
@@ -2120,13 +2135,13 @@
           </w:tcPr>
           <w:p>
             <w:pPr>
-              <w:spacing w:before="0" w:after="0" w:line="264" w:lineRule="auto"/>
+              <w:spacing w:before="0" w:after="0" w:line="240" w:lineRule="auto"/>
             </w:pPr>
             <w:r>
               <w:rPr>
                 <w:rFonts w:ascii="Avenir Next" w:hAnsi="Avenir Next" w:cs="Avenir Next" w:eastAsia="Avenir Next"/>
                 <w:color w:val="1A1A1A"/>
-                <w:sz w:val="21"/>
+                <w:sz w:val="22"/>
                 <w:szCs w:val="21"/>
               </w:rPr>
               <w:t xml:space="preserve">Look at the </w:t>
@@ -2136,7 +2151,7 @@
                 <w:rFonts w:ascii="Avenir Next" w:hAnsi="Avenir Next" w:cs="Avenir Next" w:eastAsia="Avenir Next"/>
                 <w:b/>
                 <w:color w:val="1A1A1A"/>
-                <w:sz w:val="21"/>
+                <w:sz w:val="22"/>
                 <w:szCs w:val="21"/>
               </w:rPr>
               <w:t xml:space="preserve">first</w:t>
@@ -2145,7 +2160,7 @@
               <w:rPr>
                 <w:rFonts w:ascii="Avenir Next" w:hAnsi="Avenir Next" w:cs="Avenir Next" w:eastAsia="Avenir Next"/>
                 <w:color w:val="1A1A1A"/>
-                <w:sz w:val="21"/>
+                <w:sz w:val="22"/>
                 <w:szCs w:val="21"/>
               </w:rPr>
               <w:t xml:space="preserve"> pair. Try add and try multiply.</w:t>
@@ -2164,6 +2179,7 @@
           </w:tcPr>
           <w:p>
             <w:pPr>
+              <w:pStyle w:val="Heading1"/>
               <w:spacing w:before="0" w:after="0" w:line="240" w:lineRule="auto"/>
               <w:jc w:val="center"/>
             </w:pPr>
@@ -2186,14 +2202,14 @@
           </w:tcPr>
           <w:p>
             <w:pPr>
-              <w:spacing w:before="0" w:after="0" w:line="264" w:lineRule="auto"/>
+              <w:spacing w:before="0" w:after="0" w:line="240" w:lineRule="auto"/>
             </w:pPr>
             <w:r>
               <w:rPr>
                 <w:rFonts w:ascii="Avenir Next" w:hAnsi="Avenir Next" w:cs="Avenir Next" w:eastAsia="Avenir Next"/>
                 <w:b/>
                 <w:color w:val="1A1A1A"/>
-                <w:sz w:val="21"/>
+                <w:sz w:val="22"/>
                 <w:szCs w:val="21"/>
               </w:rPr>
               <w:t xml:space="preserve">Test</w:t>
@@ -2202,7 +2218,7 @@
               <w:rPr>
                 <w:rFonts w:ascii="Avenir Next" w:hAnsi="Avenir Next" w:cs="Avenir Next" w:eastAsia="Avenir Next"/>
                 <w:color w:val="1A1A1A"/>
-                <w:sz w:val="21"/>
+                <w:sz w:val="22"/>
                 <w:szCs w:val="21"/>
               </w:rPr>
               <w:t xml:space="preserve"> each rule on the other pairs.</w:t>
@@ -2221,6 +2237,7 @@
           </w:tcPr>
           <w:p>
             <w:pPr>
+              <w:pStyle w:val="Heading1"/>
               <w:spacing w:before="0" w:after="0" w:line="240" w:lineRule="auto"/>
               <w:jc w:val="center"/>
             </w:pPr>
@@ -2243,14 +2260,14 @@
           </w:tcPr>
           <w:p>
             <w:pPr>
-              <w:spacing w:before="0" w:after="0" w:line="264" w:lineRule="auto"/>
+              <w:spacing w:before="0" w:after="0" w:line="240" w:lineRule="auto"/>
             </w:pPr>
             <w:r>
               <w:rPr>
                 <w:rFonts w:ascii="Avenir Next" w:hAnsi="Avenir Next" w:cs="Avenir Next" w:eastAsia="Avenir Next"/>
                 <w:b/>
                 <w:color w:val="1A1A1A"/>
-                <w:sz w:val="21"/>
+                <w:sz w:val="22"/>
                 <w:szCs w:val="21"/>
               </w:rPr>
               <w:t xml:space="preserve">Write</w:t>
@@ -2259,7 +2276,7 @@
               <w:rPr>
                 <w:rFonts w:ascii="Avenir Next" w:hAnsi="Avenir Next" w:cs="Avenir Next" w:eastAsia="Avenir Next"/>
                 <w:color w:val="1A1A1A"/>
-                <w:sz w:val="21"/>
+                <w:sz w:val="22"/>
                 <w:szCs w:val="21"/>
               </w:rPr>
               <w:t xml:space="preserve"> the rule that works for every pair.</w:t>
@@ -2270,6 +2287,7 @@
     </w:tbl>
     <w:p>
       <w:pPr>
+        <w:pStyle w:val="Heading2"/>
         <w:keepNext/>
         <w:pBdr>
           <w:bottom w:val="single" w:sz="8" w:space="3" w:color="003A70"/>
@@ -2277,7 +2295,7 @@
         <w:tabs>
           <w:tab w:val="right" w:pos="9504"/>
         </w:tabs>
-        <w:spacing w:before="50" w:after="36" w:line="240" w:lineRule="auto"/>
+        <w:spacing w:before="42" w:after="31" w:line="240" w:lineRule="auto"/>
       </w:pPr>
       <w:r>
         <w:rPr>
@@ -2285,7 +2303,7 @@
           <w:b/>
           <w:color w:val="003A70"/>
           <w:spacing w:val="14"/>
-          <w:sz w:val="19"/>
+          <w:sz w:val="22"/>
           <w:szCs w:val="19"/>
         </w:rPr>
         <w:t xml:space="preserve">WATCH ME</w:t>
@@ -2304,7 +2322,7 @@
           <w:rFonts w:ascii="Avenir Next" w:hAnsi="Avenir Next" w:cs="Avenir Next" w:eastAsia="Avenir Next"/>
           <w:i/>
           <w:color w:val="5A5F66"/>
-          <w:sz w:val="17"/>
+          <w:sz w:val="22"/>
           <w:szCs w:val="17"/>
         </w:rPr>
         <w:t xml:space="preserve">the steps in action</w:t>
@@ -2312,7 +2330,7 @@
     </w:p>
     <w:p>
       <w:pPr>
-        <w:spacing w:before="0" w:after="40" w:line="264" w:lineRule="auto"/>
+        <w:spacing w:before="0" w:after="34" w:line="240" w:lineRule="auto"/>
       </w:pPr>
       <w:r>
         <w:rPr>
@@ -2320,7 +2338,7 @@
           <w:b/>
           <w:i/>
           <w:color w:val="1A1A1A"/>
-          <w:sz w:val="21"/>
+          <w:sz w:val="22"/>
           <w:szCs w:val="21"/>
         </w:rPr>
         <w:t xml:space="preserve">x</w:t>
@@ -2330,7 +2348,7 @@
           <w:rFonts w:ascii="Avenir Next" w:hAnsi="Avenir Next" w:cs="Avenir Next" w:eastAsia="Avenir Next"/>
           <w:b/>
           <w:color w:val="1A1A1A"/>
-          <w:sz w:val="21"/>
+          <w:sz w:val="22"/>
           <w:szCs w:val="21"/>
         </w:rPr>
         <w:t xml:space="preserve">: 1, 2, 3   </w:t>
@@ -2341,7 +2359,7 @@
           <w:b/>
           <w:i/>
           <w:color w:val="1A1A1A"/>
-          <w:sz w:val="21"/>
+          <w:sz w:val="22"/>
           <w:szCs w:val="21"/>
         </w:rPr>
         <w:t xml:space="preserve">y</w:t>
@@ -2351,7 +2369,7 @@
           <w:rFonts w:ascii="Avenir Next" w:hAnsi="Avenir Next" w:cs="Avenir Next" w:eastAsia="Avenir Next"/>
           <w:b/>
           <w:color w:val="1A1A1A"/>
-          <w:sz w:val="21"/>
+          <w:sz w:val="22"/>
           <w:szCs w:val="21"/>
         </w:rPr>
         <w:t xml:space="preserve">: 7, 14, 21</w:t>
@@ -2362,7 +2380,7 @@
         <w:tabs>
           <w:tab w:val="left" w:pos="950"/>
         </w:tabs>
-        <w:spacing w:before="0" w:after="24" w:line="256" w:lineRule="auto"/>
+        <w:spacing w:before="0" w:after="20" w:line="240" w:lineRule="auto"/>
         <w:ind w:left="950" w:hanging="950"/>
       </w:pPr>
       <w:r>
@@ -2370,25 +2388,25 @@
           <w:rFonts w:ascii="Avenir Next" w:hAnsi="Avenir Next" w:cs="Avenir Next" w:eastAsia="Avenir Next"/>
           <w:b/>
           <w:color w:val="003A70"/>
+          <w:sz w:val="22"/>
+          <w:szCs w:val="19"/>
+        </w:rPr>
+        <w:t xml:space="preserve">Step 1</w:t>
+      </w:r>
+      <w:r>
+        <w:rPr>
+          <w:rFonts w:ascii="Avenir Next" w:hAnsi="Avenir Next" w:cs="Avenir Next" w:eastAsia="Avenir Next"/>
+          <w:color w:val="1A1A1A"/>
           <w:sz w:val="19"/>
           <w:szCs w:val="19"/>
         </w:rPr>
-        <w:t xml:space="preserve">Step 1</w:t>
-      </w:r>
-      <w:r>
-        <w:rPr>
-          <w:rFonts w:ascii="Avenir Next" w:hAnsi="Avenir Next" w:cs="Avenir Next" w:eastAsia="Avenir Next"/>
-          <w:color w:val="1A1A1A"/>
-          <w:sz w:val="19"/>
-          <w:szCs w:val="19"/>
-        </w:rPr>
         <w:tab/>
       </w:r>
       <w:r>
         <w:rPr>
           <w:rFonts w:ascii="Avenir Next" w:hAnsi="Avenir Next" w:cs="Avenir Next" w:eastAsia="Avenir Next"/>
           <w:color w:val="1A1A1A"/>
-          <w:sz w:val="21"/>
+          <w:sz w:val="22"/>
           <w:szCs w:val="21"/>
         </w:rPr>
         <w:t xml:space="preserve">1 to 7: add 6, or multiply by 7.</w:t>
@@ -2399,7 +2417,7 @@
         <w:tabs>
           <w:tab w:val="left" w:pos="950"/>
         </w:tabs>
-        <w:spacing w:before="0" w:after="24" w:line="256" w:lineRule="auto"/>
+        <w:spacing w:before="0" w:after="20" w:line="240" w:lineRule="auto"/>
         <w:ind w:left="950" w:hanging="950"/>
       </w:pPr>
       <w:r>
@@ -2407,25 +2425,25 @@
           <w:rFonts w:ascii="Avenir Next" w:hAnsi="Avenir Next" w:cs="Avenir Next" w:eastAsia="Avenir Next"/>
           <w:b/>
           <w:color w:val="003A70"/>
+          <w:sz w:val="22"/>
+          <w:szCs w:val="19"/>
+        </w:rPr>
+        <w:t xml:space="preserve">Step 2</w:t>
+      </w:r>
+      <w:r>
+        <w:rPr>
+          <w:rFonts w:ascii="Avenir Next" w:hAnsi="Avenir Next" w:cs="Avenir Next" w:eastAsia="Avenir Next"/>
+          <w:color w:val="1A1A1A"/>
           <w:sz w:val="19"/>
           <w:szCs w:val="19"/>
         </w:rPr>
-        <w:t xml:space="preserve">Step 2</w:t>
-      </w:r>
-      <w:r>
-        <w:rPr>
-          <w:rFonts w:ascii="Avenir Next" w:hAnsi="Avenir Next" w:cs="Avenir Next" w:eastAsia="Avenir Next"/>
-          <w:color w:val="1A1A1A"/>
-          <w:sz w:val="19"/>
-          <w:szCs w:val="19"/>
-        </w:rPr>
         <w:tab/>
       </w:r>
       <w:r>
         <w:rPr>
           <w:rFonts w:ascii="Avenir Next" w:hAnsi="Avenir Next" w:cs="Avenir Next" w:eastAsia="Avenir Next"/>
           <w:color w:val="1A1A1A"/>
-          <w:sz w:val="21"/>
+          <w:sz w:val="22"/>
           <w:szCs w:val="21"/>
         </w:rPr>
         <w:t xml:space="preserve">Add 6: 2 + 6 = 8, not 14. Multiply by 7: 2 × 7 = 14, 3 × 7 = 21.</w:t>
@@ -2436,7 +2454,7 @@
         <w:tabs>
           <w:tab w:val="left" w:pos="950"/>
         </w:tabs>
-        <w:spacing w:before="0" w:after="24" w:line="256" w:lineRule="auto"/>
+        <w:spacing w:before="0" w:after="20" w:line="240" w:lineRule="auto"/>
         <w:ind w:left="950" w:hanging="950"/>
       </w:pPr>
       <w:r>
@@ -2444,25 +2462,25 @@
           <w:rFonts w:ascii="Avenir Next" w:hAnsi="Avenir Next" w:cs="Avenir Next" w:eastAsia="Avenir Next"/>
           <w:b/>
           <w:color w:val="003A70"/>
+          <w:sz w:val="22"/>
+          <w:szCs w:val="19"/>
+        </w:rPr>
+        <w:t xml:space="preserve">Step 3</w:t>
+      </w:r>
+      <w:r>
+        <w:rPr>
+          <w:rFonts w:ascii="Avenir Next" w:hAnsi="Avenir Next" w:cs="Avenir Next" w:eastAsia="Avenir Next"/>
+          <w:color w:val="1A1A1A"/>
           <w:sz w:val="19"/>
           <w:szCs w:val="19"/>
         </w:rPr>
-        <w:t xml:space="preserve">Step 3</w:t>
-      </w:r>
-      <w:r>
-        <w:rPr>
-          <w:rFonts w:ascii="Avenir Next" w:hAnsi="Avenir Next" w:cs="Avenir Next" w:eastAsia="Avenir Next"/>
-          <w:color w:val="1A1A1A"/>
-          <w:sz w:val="19"/>
-          <w:szCs w:val="19"/>
-        </w:rPr>
         <w:tab/>
       </w:r>
       <w:r>
         <w:rPr>
           <w:rFonts w:ascii="Avenir Next" w:hAnsi="Avenir Next" w:cs="Avenir Next" w:eastAsia="Avenir Next"/>
           <w:color w:val="1A1A1A"/>
-          <w:sz w:val="21"/>
+          <w:sz w:val="22"/>
           <w:szCs w:val="21"/>
         </w:rPr>
         <w:t xml:space="preserve">The rule is multiply by 7.</w:t>
@@ -2473,7 +2491,7 @@
         <w:tabs>
           <w:tab w:val="left" w:pos="950"/>
         </w:tabs>
-        <w:spacing w:before="20" w:after="0" w:line="256" w:lineRule="auto"/>
+        <w:spacing w:before="17" w:after="0" w:line="240" w:lineRule="auto"/>
         <w:ind w:left="950" w:hanging="950"/>
       </w:pPr>
       <w:r>
@@ -2481,18 +2499,18 @@
           <w:rFonts w:ascii="Avenir Next" w:hAnsi="Avenir Next" w:cs="Avenir Next" w:eastAsia="Avenir Next"/>
           <w:b/>
           <w:color w:val="1A1A1A"/>
+          <w:sz w:val="22"/>
+          <w:szCs w:val="21"/>
+        </w:rPr>
+        <w:t xml:space="preserve">Answer</w:t>
+      </w:r>
+      <w:r>
+        <w:rPr>
+          <w:rFonts w:ascii="Avenir Next" w:hAnsi="Avenir Next" w:cs="Avenir Next" w:eastAsia="Avenir Next"/>
+          <w:color w:val="1A1A1A"/>
           <w:sz w:val="21"/>
           <w:szCs w:val="21"/>
         </w:rPr>
-        <w:t xml:space="preserve">Answer</w:t>
-      </w:r>
-      <w:r>
-        <w:rPr>
-          <w:rFonts w:ascii="Avenir Next" w:hAnsi="Avenir Next" w:cs="Avenir Next" w:eastAsia="Avenir Next"/>
-          <w:color w:val="1A1A1A"/>
-          <w:sz w:val="21"/>
-          <w:szCs w:val="21"/>
-        </w:rPr>
         <w:tab/>
       </w:r>
       <w:r>
@@ -2500,7 +2518,7 @@
           <w:rFonts w:ascii="Avenir Next" w:hAnsi="Avenir Next" w:cs="Avenir Next" w:eastAsia="Avenir Next"/>
           <w:b/>
           <w:color w:val="1A1A1A"/>
-          <w:sz w:val="21"/>
+          <w:sz w:val="22"/>
           <w:szCs w:val="21"/>
         </w:rPr>
         <w:t xml:space="preserve">multiply by 7</w:t>
@@ -2508,6 +2526,7 @@
     </w:p>
     <w:p>
       <w:pPr>
+        <w:pStyle w:val="Heading2"/>
         <w:keepNext/>
         <w:pBdr>
           <w:bottom w:val="single" w:sz="8" w:space="3" w:color="003A70"/>
@@ -2515,7 +2534,7 @@
         <w:tabs>
           <w:tab w:val="right" w:pos="9504"/>
         </w:tabs>
-        <w:spacing w:before="50" w:after="36" w:line="240" w:lineRule="auto"/>
+        <w:spacing w:before="42" w:after="31" w:line="240" w:lineRule="auto"/>
       </w:pPr>
       <w:r>
         <w:rPr>
@@ -2523,7 +2542,7 @@
           <w:b/>
           <w:color w:val="003A70"/>
           <w:spacing w:val="14"/>
-          <w:sz w:val="19"/>
+          <w:sz w:val="22"/>
           <w:szCs w:val="19"/>
         </w:rPr>
         <w:t xml:space="preserve">TRY IT WITH HELP</w:t>
@@ -2542,7 +2561,7 @@
           <w:rFonts w:ascii="Avenir Next" w:hAnsi="Avenir Next" w:cs="Avenir Next" w:eastAsia="Avenir Next"/>
           <w:i/>
           <w:color w:val="5A5F66"/>
-          <w:sz w:val="17"/>
+          <w:sz w:val="22"/>
           <w:szCs w:val="17"/>
         </w:rPr>
         <w:t xml:space="preserve">fill in each step</w:t>
@@ -2554,7 +2573,7 @@
         <w:tabs>
           <w:tab w:val="left" w:pos="432"/>
         </w:tabs>
-        <w:spacing w:before="90" w:after="40" w:line="268" w:lineRule="auto"/>
+        <w:spacing w:before="76" w:after="34" w:line="240" w:lineRule="auto"/>
         <w:ind w:left="432" w:hanging="432"/>
       </w:pPr>
       <w:r>
@@ -2621,7 +2640,7 @@
         <w:tabs>
           <w:tab w:val="left" w:pos="1300"/>
         </w:tabs>
-        <w:spacing w:before="0" w:after="24" w:line="272" w:lineRule="auto"/>
+        <w:spacing w:before="0" w:after="20" w:line="240" w:lineRule="auto"/>
         <w:ind w:left="1300" w:hanging="868"/>
       </w:pPr>
       <w:r>
@@ -2629,28 +2648,47 @@
           <w:rFonts w:ascii="Avenir Next" w:hAnsi="Avenir Next" w:cs="Avenir Next" w:eastAsia="Avenir Next"/>
           <w:b/>
           <w:color w:val="003A70"/>
+          <w:sz w:val="22"/>
+          <w:szCs w:val="18"/>
+        </w:rPr>
+        <w:t xml:space="preserve">Step 1</w:t>
+      </w:r>
+      <w:r>
+        <w:rPr>
+          <w:rFonts w:ascii="Avenir Next" w:hAnsi="Avenir Next" w:cs="Avenir Next" w:eastAsia="Avenir Next"/>
+          <w:color w:val="1A1A1A"/>
           <w:sz w:val="18"/>
           <w:szCs w:val="18"/>
         </w:rPr>
-        <w:t xml:space="preserve">Step 1</w:t>
-      </w:r>
-      <w:r>
-        <w:rPr>
-          <w:rFonts w:ascii="Avenir Next" w:hAnsi="Avenir Next" w:cs="Avenir Next" w:eastAsia="Avenir Next"/>
-          <w:color w:val="1A1A1A"/>
-          <w:sz w:val="18"/>
-          <w:szCs w:val="18"/>
-        </w:rPr>
         <w:tab/>
       </w:r>
       <w:r>
         <w:rPr>
           <w:rFonts w:ascii="Avenir Next" w:hAnsi="Avenir Next" w:cs="Avenir Next" w:eastAsia="Avenir Next"/>
           <w:color w:val="1A1A1A"/>
+          <w:sz w:val="22"/>
+          <w:szCs w:val="21"/>
+        </w:rPr>
+        <w:t xml:space="preserve">1 to 15: add </w:t>
+      </w:r>
+      <w:r>
+        <w:rPr>
+          <w:rFonts w:ascii="Avenir Next" w:hAnsi="Avenir Next" w:cs="Avenir Next" w:eastAsia="Avenir Next"/>
+          <w:color w:val="1A1A1A"/>
           <w:sz w:val="21"/>
           <w:szCs w:val="21"/>
-        </w:rPr>
-        <w:t xml:space="preserve">1 to 15: add </w:t>
+          <w:u w:val="single"/>
+        </w:rPr>
+        <w:t xml:space="preserve">                </w:t>
+      </w:r>
+      <w:r>
+        <w:rPr>
+          <w:rFonts w:ascii="Avenir Next" w:hAnsi="Avenir Next" w:cs="Avenir Next" w:eastAsia="Avenir Next"/>
+          <w:color w:val="1A1A1A"/>
+          <w:sz w:val="22"/>
+          <w:szCs w:val="21"/>
+        </w:rPr>
+        <w:t xml:space="preserve">, or multiply by </w:t>
       </w:r>
       <w:r>
         <w:rPr>
@@ -2666,26 +2704,7 @@
         <w:rPr>
           <w:rFonts w:ascii="Avenir Next" w:hAnsi="Avenir Next" w:cs="Avenir Next" w:eastAsia="Avenir Next"/>
           <w:color w:val="1A1A1A"/>
-          <w:sz w:val="21"/>
-          <w:szCs w:val="21"/>
-        </w:rPr>
-        <w:t xml:space="preserve">, or multiply by </w:t>
-      </w:r>
-      <w:r>
-        <w:rPr>
-          <w:rFonts w:ascii="Avenir Next" w:hAnsi="Avenir Next" w:cs="Avenir Next" w:eastAsia="Avenir Next"/>
-          <w:color w:val="1A1A1A"/>
-          <w:sz w:val="21"/>
-          <w:szCs w:val="21"/>
-          <w:u w:val="single"/>
-        </w:rPr>
-        <w:t xml:space="preserve">                </w:t>
-      </w:r>
-      <w:r>
-        <w:rPr>
-          <w:rFonts w:ascii="Avenir Next" w:hAnsi="Avenir Next" w:cs="Avenir Next" w:eastAsia="Avenir Next"/>
-          <w:color w:val="1A1A1A"/>
-          <w:sz w:val="21"/>
+          <w:sz w:val="22"/>
           <w:szCs w:val="21"/>
         </w:rPr>
         <w:t xml:space="preserve">.</w:t>
@@ -2697,7 +2716,7 @@
         <w:tabs>
           <w:tab w:val="left" w:pos="1300"/>
         </w:tabs>
-        <w:spacing w:before="0" w:after="24" w:line="272" w:lineRule="auto"/>
+        <w:spacing w:before="0" w:after="20" w:line="240" w:lineRule="auto"/>
         <w:ind w:left="1300" w:hanging="868"/>
       </w:pPr>
       <w:r>
@@ -2705,28 +2724,47 @@
           <w:rFonts w:ascii="Avenir Next" w:hAnsi="Avenir Next" w:cs="Avenir Next" w:eastAsia="Avenir Next"/>
           <w:b/>
           <w:color w:val="003A70"/>
+          <w:sz w:val="22"/>
+          <w:szCs w:val="18"/>
+        </w:rPr>
+        <w:t xml:space="preserve">Step 2</w:t>
+      </w:r>
+      <w:r>
+        <w:rPr>
+          <w:rFonts w:ascii="Avenir Next" w:hAnsi="Avenir Next" w:cs="Avenir Next" w:eastAsia="Avenir Next"/>
+          <w:color w:val="1A1A1A"/>
           <w:sz w:val="18"/>
           <w:szCs w:val="18"/>
         </w:rPr>
-        <w:t xml:space="preserve">Step 2</w:t>
-      </w:r>
-      <w:r>
-        <w:rPr>
-          <w:rFonts w:ascii="Avenir Next" w:hAnsi="Avenir Next" w:cs="Avenir Next" w:eastAsia="Avenir Next"/>
-          <w:color w:val="1A1A1A"/>
-          <w:sz w:val="18"/>
-          <w:szCs w:val="18"/>
-        </w:rPr>
         <w:tab/>
       </w:r>
       <w:r>
         <w:rPr>
           <w:rFonts w:ascii="Avenir Next" w:hAnsi="Avenir Next" w:cs="Avenir Next" w:eastAsia="Avenir Next"/>
           <w:color w:val="1A1A1A"/>
+          <w:sz w:val="22"/>
+          <w:szCs w:val="21"/>
+        </w:rPr>
+        <w:t xml:space="preserve">Multiply by 15: 2 × 15 = </w:t>
+      </w:r>
+      <w:r>
+        <w:rPr>
+          <w:rFonts w:ascii="Avenir Next" w:hAnsi="Avenir Next" w:cs="Avenir Next" w:eastAsia="Avenir Next"/>
+          <w:color w:val="1A1A1A"/>
           <w:sz w:val="21"/>
           <w:szCs w:val="21"/>
-        </w:rPr>
-        <w:t xml:space="preserve">Multiply by 15: 2 × 15 = </w:t>
+          <w:u w:val="single"/>
+        </w:rPr>
+        <w:t xml:space="preserve">                </w:t>
+      </w:r>
+      <w:r>
+        <w:rPr>
+          <w:rFonts w:ascii="Avenir Next" w:hAnsi="Avenir Next" w:cs="Avenir Next" w:eastAsia="Avenir Next"/>
+          <w:color w:val="1A1A1A"/>
+          <w:sz w:val="22"/>
+          <w:szCs w:val="21"/>
+        </w:rPr>
+        <w:t xml:space="preserve">, 3 × 15 = </w:t>
       </w:r>
       <w:r>
         <w:rPr>
@@ -2742,26 +2780,7 @@
         <w:rPr>
           <w:rFonts w:ascii="Avenir Next" w:hAnsi="Avenir Next" w:cs="Avenir Next" w:eastAsia="Avenir Next"/>
           <w:color w:val="1A1A1A"/>
-          <w:sz w:val="21"/>
-          <w:szCs w:val="21"/>
-        </w:rPr>
-        <w:t xml:space="preserve">, 3 × 15 = </w:t>
-      </w:r>
-      <w:r>
-        <w:rPr>
-          <w:rFonts w:ascii="Avenir Next" w:hAnsi="Avenir Next" w:cs="Avenir Next" w:eastAsia="Avenir Next"/>
-          <w:color w:val="1A1A1A"/>
-          <w:sz w:val="21"/>
-          <w:szCs w:val="21"/>
-          <w:u w:val="single"/>
-        </w:rPr>
-        <w:t xml:space="preserve">                </w:t>
-      </w:r>
-      <w:r>
-        <w:rPr>
-          <w:rFonts w:ascii="Avenir Next" w:hAnsi="Avenir Next" w:cs="Avenir Next" w:eastAsia="Avenir Next"/>
-          <w:color w:val="1A1A1A"/>
-          <w:sz w:val="21"/>
+          <w:sz w:val="22"/>
           <w:szCs w:val="21"/>
         </w:rPr>
         <w:t xml:space="preserve">.</w:t>
@@ -2773,7 +2792,7 @@
         <w:tabs>
           <w:tab w:val="left" w:pos="1300"/>
         </w:tabs>
-        <w:spacing w:before="0" w:after="24" w:line="272" w:lineRule="auto"/>
+        <w:spacing w:before="0" w:after="20" w:line="240" w:lineRule="auto"/>
         <w:ind w:left="1300" w:hanging="868"/>
       </w:pPr>
       <w:r>
@@ -2781,35 +2800,35 @@
           <w:rFonts w:ascii="Avenir Next" w:hAnsi="Avenir Next" w:cs="Avenir Next" w:eastAsia="Avenir Next"/>
           <w:b/>
           <w:color w:val="003A70"/>
+          <w:sz w:val="22"/>
+          <w:szCs w:val="18"/>
+        </w:rPr>
+        <w:t xml:space="preserve">Step 3</w:t>
+      </w:r>
+      <w:r>
+        <w:rPr>
+          <w:rFonts w:ascii="Avenir Next" w:hAnsi="Avenir Next" w:cs="Avenir Next" w:eastAsia="Avenir Next"/>
+          <w:color w:val="1A1A1A"/>
           <w:sz w:val="18"/>
           <w:szCs w:val="18"/>
         </w:rPr>
-        <w:t xml:space="preserve">Step 3</w:t>
-      </w:r>
-      <w:r>
-        <w:rPr>
-          <w:rFonts w:ascii="Avenir Next" w:hAnsi="Avenir Next" w:cs="Avenir Next" w:eastAsia="Avenir Next"/>
-          <w:color w:val="1A1A1A"/>
-          <w:sz w:val="18"/>
-          <w:szCs w:val="18"/>
-        </w:rPr>
         <w:tab/>
       </w:r>
       <w:r>
         <w:rPr>
           <w:rFonts w:ascii="Avenir Next" w:hAnsi="Avenir Next" w:cs="Avenir Next" w:eastAsia="Avenir Next"/>
           <w:color w:val="1A1A1A"/>
+          <w:sz w:val="22"/>
+          <w:szCs w:val="21"/>
+        </w:rPr>
+        <w:t xml:space="preserve">The rule is </w:t>
+      </w:r>
+      <w:r>
+        <w:rPr>
+          <w:rFonts w:ascii="Avenir Next" w:hAnsi="Avenir Next" w:cs="Avenir Next" w:eastAsia="Avenir Next"/>
+          <w:color w:val="1A1A1A"/>
           <w:sz w:val="21"/>
           <w:szCs w:val="21"/>
-        </w:rPr>
-        <w:t xml:space="preserve">The rule is </w:t>
-      </w:r>
-      <w:r>
-        <w:rPr>
-          <w:rFonts w:ascii="Avenir Next" w:hAnsi="Avenir Next" w:cs="Avenir Next" w:eastAsia="Avenir Next"/>
-          <w:color w:val="1A1A1A"/>
-          <w:sz w:val="21"/>
-          <w:szCs w:val="21"/>
           <w:u w:val="single"/>
         </w:rPr>
         <w:t xml:space="preserve">                </w:t>
@@ -2818,7 +2837,7 @@
         <w:rPr>
           <w:rFonts w:ascii="Avenir Next" w:hAnsi="Avenir Next" w:cs="Avenir Next" w:eastAsia="Avenir Next"/>
           <w:color w:val="1A1A1A"/>
-          <w:sz w:val="21"/>
+          <w:sz w:val="22"/>
           <w:szCs w:val="21"/>
         </w:rPr>
         <w:t xml:space="preserve">.</w:t>
@@ -2835,7 +2854,7 @@
         <w:tabs>
           <w:tab w:val="left" w:pos="432"/>
         </w:tabs>
-        <w:spacing w:before="90" w:after="40" w:line="268" w:lineRule="auto"/>
+        <w:spacing w:before="76" w:after="34" w:line="240" w:lineRule="auto"/>
         <w:ind w:left="432" w:hanging="432"/>
       </w:pPr>
       <w:r>
@@ -2902,7 +2921,7 @@
         <w:tabs>
           <w:tab w:val="left" w:pos="1300"/>
         </w:tabs>
-        <w:spacing w:before="0" w:after="24" w:line="272" w:lineRule="auto"/>
+        <w:spacing w:before="0" w:after="20" w:line="240" w:lineRule="auto"/>
         <w:ind w:left="1300" w:hanging="868"/>
       </w:pPr>
       <w:r>
@@ -2910,28 +2929,47 @@
           <w:rFonts w:ascii="Avenir Next" w:hAnsi="Avenir Next" w:cs="Avenir Next" w:eastAsia="Avenir Next"/>
           <w:b/>
           <w:color w:val="003A70"/>
+          <w:sz w:val="22"/>
+          <w:szCs w:val="18"/>
+        </w:rPr>
+        <w:t xml:space="preserve">Step 1</w:t>
+      </w:r>
+      <w:r>
+        <w:rPr>
+          <w:rFonts w:ascii="Avenir Next" w:hAnsi="Avenir Next" w:cs="Avenir Next" w:eastAsia="Avenir Next"/>
+          <w:color w:val="1A1A1A"/>
           <w:sz w:val="18"/>
           <w:szCs w:val="18"/>
         </w:rPr>
-        <w:t xml:space="preserve">Step 1</w:t>
-      </w:r>
-      <w:r>
-        <w:rPr>
-          <w:rFonts w:ascii="Avenir Next" w:hAnsi="Avenir Next" w:cs="Avenir Next" w:eastAsia="Avenir Next"/>
-          <w:color w:val="1A1A1A"/>
-          <w:sz w:val="18"/>
-          <w:szCs w:val="18"/>
-        </w:rPr>
         <w:tab/>
       </w:r>
       <w:r>
         <w:rPr>
           <w:rFonts w:ascii="Avenir Next" w:hAnsi="Avenir Next" w:cs="Avenir Next" w:eastAsia="Avenir Next"/>
           <w:color w:val="1A1A1A"/>
+          <w:sz w:val="22"/>
+          <w:szCs w:val="21"/>
+        </w:rPr>
+        <w:t xml:space="preserve">1 to 7: add </w:t>
+      </w:r>
+      <w:r>
+        <w:rPr>
+          <w:rFonts w:ascii="Avenir Next" w:hAnsi="Avenir Next" w:cs="Avenir Next" w:eastAsia="Avenir Next"/>
+          <w:color w:val="1A1A1A"/>
           <w:sz w:val="21"/>
           <w:szCs w:val="21"/>
-        </w:rPr>
-        <w:t xml:space="preserve">1 to 7: add </w:t>
+          <w:u w:val="single"/>
+        </w:rPr>
+        <w:t xml:space="preserve">                </w:t>
+      </w:r>
+      <w:r>
+        <w:rPr>
+          <w:rFonts w:ascii="Avenir Next" w:hAnsi="Avenir Next" w:cs="Avenir Next" w:eastAsia="Avenir Next"/>
+          <w:color w:val="1A1A1A"/>
+          <w:sz w:val="22"/>
+          <w:szCs w:val="21"/>
+        </w:rPr>
+        <w:t xml:space="preserve">, or multiply by </w:t>
       </w:r>
       <w:r>
         <w:rPr>
@@ -2947,26 +2985,7 @@
         <w:rPr>
           <w:rFonts w:ascii="Avenir Next" w:hAnsi="Avenir Next" w:cs="Avenir Next" w:eastAsia="Avenir Next"/>
           <w:color w:val="1A1A1A"/>
-          <w:sz w:val="21"/>
-          <w:szCs w:val="21"/>
-        </w:rPr>
-        <w:t xml:space="preserve">, or multiply by </w:t>
-      </w:r>
-      <w:r>
-        <w:rPr>
-          <w:rFonts w:ascii="Avenir Next" w:hAnsi="Avenir Next" w:cs="Avenir Next" w:eastAsia="Avenir Next"/>
-          <w:color w:val="1A1A1A"/>
-          <w:sz w:val="21"/>
-          <w:szCs w:val="21"/>
-          <w:u w:val="single"/>
-        </w:rPr>
-        <w:t xml:space="preserve">                </w:t>
-      </w:r>
-      <w:r>
-        <w:rPr>
-          <w:rFonts w:ascii="Avenir Next" w:hAnsi="Avenir Next" w:cs="Avenir Next" w:eastAsia="Avenir Next"/>
-          <w:color w:val="1A1A1A"/>
-          <w:sz w:val="21"/>
+          <w:sz w:val="22"/>
           <w:szCs w:val="21"/>
         </w:rPr>
         <w:t xml:space="preserve">.</w:t>
@@ -2978,7 +2997,7 @@
         <w:tabs>
           <w:tab w:val="left" w:pos="1300"/>
         </w:tabs>
-        <w:spacing w:before="0" w:after="24" w:line="272" w:lineRule="auto"/>
+        <w:spacing w:before="0" w:after="20" w:line="240" w:lineRule="auto"/>
         <w:ind w:left="1300" w:hanging="868"/>
       </w:pPr>
       <w:r>
@@ -2986,28 +3005,47 @@
           <w:rFonts w:ascii="Avenir Next" w:hAnsi="Avenir Next" w:cs="Avenir Next" w:eastAsia="Avenir Next"/>
           <w:b/>
           <w:color w:val="003A70"/>
+          <w:sz w:val="22"/>
+          <w:szCs w:val="18"/>
+        </w:rPr>
+        <w:t xml:space="preserve">Step 2</w:t>
+      </w:r>
+      <w:r>
+        <w:rPr>
+          <w:rFonts w:ascii="Avenir Next" w:hAnsi="Avenir Next" w:cs="Avenir Next" w:eastAsia="Avenir Next"/>
+          <w:color w:val="1A1A1A"/>
           <w:sz w:val="18"/>
           <w:szCs w:val="18"/>
         </w:rPr>
-        <w:t xml:space="preserve">Step 2</w:t>
-      </w:r>
-      <w:r>
-        <w:rPr>
-          <w:rFonts w:ascii="Avenir Next" w:hAnsi="Avenir Next" w:cs="Avenir Next" w:eastAsia="Avenir Next"/>
-          <w:color w:val="1A1A1A"/>
-          <w:sz w:val="18"/>
-          <w:szCs w:val="18"/>
-        </w:rPr>
         <w:tab/>
       </w:r>
       <w:r>
         <w:rPr>
           <w:rFonts w:ascii="Avenir Next" w:hAnsi="Avenir Next" w:cs="Avenir Next" w:eastAsia="Avenir Next"/>
           <w:color w:val="1A1A1A"/>
+          <w:sz w:val="22"/>
+          <w:szCs w:val="21"/>
+        </w:rPr>
+        <w:t xml:space="preserve">Add 6: 2 + 6 = </w:t>
+      </w:r>
+      <w:r>
+        <w:rPr>
+          <w:rFonts w:ascii="Avenir Next" w:hAnsi="Avenir Next" w:cs="Avenir Next" w:eastAsia="Avenir Next"/>
+          <w:color w:val="1A1A1A"/>
           <w:sz w:val="21"/>
           <w:szCs w:val="21"/>
-        </w:rPr>
-        <w:t xml:space="preserve">Add 6: 2 + 6 = </w:t>
+          <w:u w:val="single"/>
+        </w:rPr>
+        <w:t xml:space="preserve">                </w:t>
+      </w:r>
+      <w:r>
+        <w:rPr>
+          <w:rFonts w:ascii="Avenir Next" w:hAnsi="Avenir Next" w:cs="Avenir Next" w:eastAsia="Avenir Next"/>
+          <w:color w:val="1A1A1A"/>
+          <w:sz w:val="22"/>
+          <w:szCs w:val="21"/>
+        </w:rPr>
+        <w:t xml:space="preserve">, 3 + 6 = </w:t>
       </w:r>
       <w:r>
         <w:rPr>
@@ -3023,26 +3061,7 @@
         <w:rPr>
           <w:rFonts w:ascii="Avenir Next" w:hAnsi="Avenir Next" w:cs="Avenir Next" w:eastAsia="Avenir Next"/>
           <w:color w:val="1A1A1A"/>
-          <w:sz w:val="21"/>
-          <w:szCs w:val="21"/>
-        </w:rPr>
-        <w:t xml:space="preserve">, 3 + 6 = </w:t>
-      </w:r>
-      <w:r>
-        <w:rPr>
-          <w:rFonts w:ascii="Avenir Next" w:hAnsi="Avenir Next" w:cs="Avenir Next" w:eastAsia="Avenir Next"/>
-          <w:color w:val="1A1A1A"/>
-          <w:sz w:val="21"/>
-          <w:szCs w:val="21"/>
-          <w:u w:val="single"/>
-        </w:rPr>
-        <w:t xml:space="preserve">                </w:t>
-      </w:r>
-      <w:r>
-        <w:rPr>
-          <w:rFonts w:ascii="Avenir Next" w:hAnsi="Avenir Next" w:cs="Avenir Next" w:eastAsia="Avenir Next"/>
-          <w:color w:val="1A1A1A"/>
-          <w:sz w:val="21"/>
+          <w:sz w:val="22"/>
           <w:szCs w:val="21"/>
         </w:rPr>
         <w:t xml:space="preserve">.</w:t>
@@ -3054,7 +3073,7 @@
         <w:tabs>
           <w:tab w:val="left" w:pos="1300"/>
         </w:tabs>
-        <w:spacing w:before="0" w:after="24" w:line="272" w:lineRule="auto"/>
+        <w:spacing w:before="0" w:after="20" w:line="240" w:lineRule="auto"/>
         <w:ind w:left="1300" w:hanging="868"/>
       </w:pPr>
       <w:r>
@@ -3062,35 +3081,35 @@
           <w:rFonts w:ascii="Avenir Next" w:hAnsi="Avenir Next" w:cs="Avenir Next" w:eastAsia="Avenir Next"/>
           <w:b/>
           <w:color w:val="003A70"/>
+          <w:sz w:val="22"/>
+          <w:szCs w:val="18"/>
+        </w:rPr>
+        <w:t xml:space="preserve">Step 3</w:t>
+      </w:r>
+      <w:r>
+        <w:rPr>
+          <w:rFonts w:ascii="Avenir Next" w:hAnsi="Avenir Next" w:cs="Avenir Next" w:eastAsia="Avenir Next"/>
+          <w:color w:val="1A1A1A"/>
           <w:sz w:val="18"/>
           <w:szCs w:val="18"/>
         </w:rPr>
-        <w:t xml:space="preserve">Step 3</w:t>
-      </w:r>
-      <w:r>
-        <w:rPr>
-          <w:rFonts w:ascii="Avenir Next" w:hAnsi="Avenir Next" w:cs="Avenir Next" w:eastAsia="Avenir Next"/>
-          <w:color w:val="1A1A1A"/>
-          <w:sz w:val="18"/>
-          <w:szCs w:val="18"/>
-        </w:rPr>
         <w:tab/>
       </w:r>
       <w:r>
         <w:rPr>
           <w:rFonts w:ascii="Avenir Next" w:hAnsi="Avenir Next" w:cs="Avenir Next" w:eastAsia="Avenir Next"/>
           <w:color w:val="1A1A1A"/>
+          <w:sz w:val="22"/>
+          <w:szCs w:val="21"/>
+        </w:rPr>
+        <w:t xml:space="preserve">The rule is </w:t>
+      </w:r>
+      <w:r>
+        <w:rPr>
+          <w:rFonts w:ascii="Avenir Next" w:hAnsi="Avenir Next" w:cs="Avenir Next" w:eastAsia="Avenir Next"/>
+          <w:color w:val="1A1A1A"/>
           <w:sz w:val="21"/>
           <w:szCs w:val="21"/>
-        </w:rPr>
-        <w:t xml:space="preserve">The rule is </w:t>
-      </w:r>
-      <w:r>
-        <w:rPr>
-          <w:rFonts w:ascii="Avenir Next" w:hAnsi="Avenir Next" w:cs="Avenir Next" w:eastAsia="Avenir Next"/>
-          <w:color w:val="1A1A1A"/>
-          <w:sz w:val="21"/>
-          <w:szCs w:val="21"/>
           <w:u w:val="single"/>
         </w:rPr>
         <w:t xml:space="preserve">                </w:t>
@@ -3099,7 +3118,7 @@
         <w:rPr>
           <w:rFonts w:ascii="Avenir Next" w:hAnsi="Avenir Next" w:cs="Avenir Next" w:eastAsia="Avenir Next"/>
           <w:color w:val="1A1A1A"/>
-          <w:sz w:val="21"/>
+          <w:sz w:val="22"/>
           <w:szCs w:val="21"/>
         </w:rPr>
         <w:t xml:space="preserve">.</w:t>
@@ -3112,6 +3131,7 @@
     </w:p>
     <w:p>
       <w:pPr>
+        <w:pStyle w:val="Heading2"/>
         <w:keepNext/>
         <w:pBdr>
           <w:bottom w:val="single" w:sz="8" w:space="3" w:color="003A70"/>
@@ -3119,7 +3139,7 @@
         <w:tabs>
           <w:tab w:val="right" w:pos="9504"/>
         </w:tabs>
-        <w:spacing w:before="50" w:after="36" w:line="240" w:lineRule="auto"/>
+        <w:spacing w:before="42" w:after="31" w:line="240" w:lineRule="auto"/>
       </w:pPr>
       <w:r>
         <w:rPr>
@@ -3127,7 +3147,7 @@
           <w:b/>
           <w:color w:val="003A70"/>
           <w:spacing w:val="14"/>
-          <w:sz w:val="19"/>
+          <w:sz w:val="22"/>
           <w:szCs w:val="19"/>
         </w:rPr>
         <w:t xml:space="preserve">YOUR TURN</w:t>
@@ -3146,7 +3166,7 @@
           <w:rFonts w:ascii="Avenir Next" w:hAnsi="Avenir Next" w:cs="Avenir Next" w:eastAsia="Avenir Next"/>
           <w:i/>
           <w:color w:val="5A5F66"/>
-          <w:sz w:val="17"/>
+          <w:sz w:val="22"/>
           <w:szCs w:val="17"/>
         </w:rPr>
         <w:t xml:space="preserve">use the steps on your own</w:t>
@@ -3196,7 +3216,7 @@
               <w:tabs>
                 <w:tab w:val="left" w:pos="432"/>
               </w:tabs>
-              <w:spacing w:before="90" w:after="40" w:line="268" w:lineRule="auto"/>
+              <w:spacing w:before="76" w:after="34" w:line="240" w:lineRule="auto"/>
               <w:ind w:left="432" w:hanging="432"/>
             </w:pPr>
             <w:r>
@@ -3307,7 +3327,7 @@
                     <w:tabs>
                       <w:tab w:val="left" w:pos="340"/>
                     </w:tabs>
-                    <w:spacing w:before="0" w:after="0" w:line="276" w:lineRule="auto"/>
+                    <w:spacing w:before="0" w:after="0" w:line="240" w:lineRule="auto"/>
                     <w:ind w:left="340" w:hanging="340"/>
                   </w:pPr>
                   <w:r>
@@ -3398,7 +3418,7 @@
                     <w:tabs>
                       <w:tab w:val="left" w:pos="340"/>
                     </w:tabs>
-                    <w:spacing w:before="0" w:after="0" w:line="276" w:lineRule="auto"/>
+                    <w:spacing w:before="0" w:after="0" w:line="240" w:lineRule="auto"/>
                     <w:ind w:left="340" w:hanging="340"/>
                   </w:pPr>
                   <w:r>
@@ -3495,7 +3515,7 @@
                     <w:tabs>
                       <w:tab w:val="left" w:pos="340"/>
                     </w:tabs>
-                    <w:spacing w:before="0" w:after="0" w:line="276" w:lineRule="auto"/>
+                    <w:spacing w:before="0" w:after="0" w:line="240" w:lineRule="auto"/>
                     <w:ind w:left="340" w:hanging="340"/>
                   </w:pPr>
                   <w:r>
@@ -3586,7 +3606,7 @@
                     <w:tabs>
                       <w:tab w:val="left" w:pos="340"/>
                     </w:tabs>
-                    <w:spacing w:before="0" w:after="0" w:line="276" w:lineRule="auto"/>
+                    <w:spacing w:before="0" w:after="0" w:line="240" w:lineRule="auto"/>
                     <w:ind w:left="340" w:hanging="340"/>
                   </w:pPr>
                   <w:r>
@@ -3683,7 +3703,7 @@
                     <w:tabs>
                       <w:tab w:val="left" w:pos="340"/>
                     </w:tabs>
-                    <w:spacing w:before="0" w:after="0" w:line="276" w:lineRule="auto"/>
+                    <w:spacing w:before="0" w:after="0" w:line="240" w:lineRule="auto"/>
                     <w:ind w:left="340" w:hanging="340"/>
                   </w:pPr>
                   <w:r>
@@ -3774,7 +3794,7 @@
                     <w:tabs>
                       <w:tab w:val="left" w:pos="340"/>
                     </w:tabs>
-                    <w:spacing w:before="0" w:after="0" w:line="276" w:lineRule="auto"/>
+                    <w:spacing w:before="0" w:after="0" w:line="240" w:lineRule="auto"/>
                     <w:ind w:left="340" w:hanging="340"/>
                   </w:pPr>
                   <w:r>
@@ -3872,6 +3892,7 @@
     </w:p>
     <w:p>
       <w:pPr>
+        <w:pStyle w:val="Heading2"/>
         <w:keepNext/>
         <w:pBdr>
           <w:bottom w:val="single" w:sz="8" w:space="3" w:color="003A70"/>
@@ -3879,7 +3900,7 @@
         <w:tabs>
           <w:tab w:val="right" w:pos="9504"/>
         </w:tabs>
-        <w:spacing w:before="50" w:after="36" w:line="240" w:lineRule="auto"/>
+        <w:spacing w:before="42" w:after="31" w:line="240" w:lineRule="auto"/>
       </w:pPr>
       <w:r>
         <w:rPr>
@@ -3887,7 +3908,7 @@
           <w:b/>
           <w:color w:val="003A70"/>
           <w:spacing w:val="14"/>
-          <w:sz w:val="19"/>
+          <w:sz w:val="22"/>
           <w:szCs w:val="19"/>
         </w:rPr>
         <w:t xml:space="preserve">READY CHECK</w:t>
@@ -3906,7 +3927,7 @@
           <w:rFonts w:ascii="Avenir Next" w:hAnsi="Avenir Next" w:cs="Avenir Next" w:eastAsia="Avenir Next"/>
           <w:i/>
           <w:color w:val="5A5F66"/>
-          <w:sz w:val="17"/>
+          <w:sz w:val="22"/>
           <w:szCs w:val="17"/>
         </w:rPr>
         <w:t xml:space="preserve">a problem like the one in today’s lesson</w:t>
@@ -3956,7 +3977,7 @@
               <w:tabs>
                 <w:tab w:val="left" w:pos="432"/>
               </w:tabs>
-              <w:spacing w:before="90" w:after="40" w:line="268" w:lineRule="auto"/>
+              <w:spacing w:before="76" w:after="34" w:line="240" w:lineRule="auto"/>
               <w:ind w:left="432" w:hanging="432"/>
             </w:pPr>
             <w:r>
@@ -4106,7 +4127,7 @@
                     <w:tabs>
                       <w:tab w:val="left" w:pos="340"/>
                     </w:tabs>
-                    <w:spacing w:before="0" w:after="0" w:line="264" w:lineRule="auto"/>
+                    <w:spacing w:before="0" w:after="0" w:line="240" w:lineRule="auto"/>
                     <w:ind w:left="340" w:hanging="340"/>
                   </w:pPr>
                   <w:r>
@@ -4114,25 +4135,25 @@
                       <w:rFonts w:ascii="Avenir Next" w:hAnsi="Avenir Next" w:cs="Avenir Next" w:eastAsia="Avenir Next"/>
                       <w:b/>
                       <w:color w:val="003A70"/>
+                      <w:sz w:val="22"/>
+                      <w:szCs w:val="21"/>
+                    </w:rPr>
+                    <w:t xml:space="preserve">A</w:t>
+                  </w:r>
+                  <w:r>
+                    <w:rPr>
+                      <w:rFonts w:ascii="Avenir Next" w:hAnsi="Avenir Next" w:cs="Avenir Next" w:eastAsia="Avenir Next"/>
+                      <w:color w:val="1A1A1A"/>
                       <w:sz w:val="21"/>
                       <w:szCs w:val="21"/>
                     </w:rPr>
-                    <w:t xml:space="preserve">A</w:t>
-                  </w:r>
-                  <w:r>
-                    <w:rPr>
-                      <w:rFonts w:ascii="Avenir Next" w:hAnsi="Avenir Next" w:cs="Avenir Next" w:eastAsia="Avenir Next"/>
-                      <w:color w:val="1A1A1A"/>
-                      <w:sz w:val="21"/>
-                      <w:szCs w:val="21"/>
-                    </w:rPr>
                     <w:tab/>
                   </w:r>
                   <w:r>
                     <w:rPr>
                       <w:rFonts w:ascii="Avenir Next" w:hAnsi="Avenir Next" w:cs="Avenir Next" w:eastAsia="Avenir Next"/>
                       <w:color w:val="1A1A1A"/>
-                      <w:sz w:val="21"/>
+                      <w:sz w:val="22"/>
                       <w:szCs w:val="21"/>
                     </w:rPr>
                     <w:t xml:space="preserve">14</w:t>
@@ -4149,7 +4170,7 @@
                     <w:tabs>
                       <w:tab w:val="left" w:pos="340"/>
                     </w:tabs>
-                    <w:spacing w:before="0" w:after="0" w:line="264" w:lineRule="auto"/>
+                    <w:spacing w:before="0" w:after="0" w:line="240" w:lineRule="auto"/>
                     <w:ind w:left="340" w:hanging="340"/>
                   </w:pPr>
                   <w:r>
@@ -4157,25 +4178,25 @@
                       <w:rFonts w:ascii="Avenir Next" w:hAnsi="Avenir Next" w:cs="Avenir Next" w:eastAsia="Avenir Next"/>
                       <w:b/>
                       <w:color w:val="003A70"/>
+                      <w:sz w:val="22"/>
+                      <w:szCs w:val="21"/>
+                    </w:rPr>
+                    <w:t xml:space="preserve">B</w:t>
+                  </w:r>
+                  <w:r>
+                    <w:rPr>
+                      <w:rFonts w:ascii="Avenir Next" w:hAnsi="Avenir Next" w:cs="Avenir Next" w:eastAsia="Avenir Next"/>
+                      <w:color w:val="1A1A1A"/>
                       <w:sz w:val="21"/>
                       <w:szCs w:val="21"/>
                     </w:rPr>
-                    <w:t xml:space="preserve">B</w:t>
-                  </w:r>
-                  <w:r>
-                    <w:rPr>
-                      <w:rFonts w:ascii="Avenir Next" w:hAnsi="Avenir Next" w:cs="Avenir Next" w:eastAsia="Avenir Next"/>
-                      <w:color w:val="1A1A1A"/>
-                      <w:sz w:val="21"/>
-                      <w:szCs w:val="21"/>
-                    </w:rPr>
                     <w:tab/>
                   </w:r>
                   <w:r>
                     <w:rPr>
                       <w:rFonts w:ascii="Avenir Next" w:hAnsi="Avenir Next" w:cs="Avenir Next" w:eastAsia="Avenir Next"/>
                       <w:color w:val="1A1A1A"/>
-                      <w:sz w:val="21"/>
+                      <w:sz w:val="22"/>
                       <w:szCs w:val="21"/>
                     </w:rPr>
                     <w:t xml:space="preserve">32</w:t>
@@ -4192,7 +4213,7 @@
                     <w:tabs>
                       <w:tab w:val="left" w:pos="340"/>
                     </w:tabs>
-                    <w:spacing w:before="0" w:after="0" w:line="264" w:lineRule="auto"/>
+                    <w:spacing w:before="0" w:after="0" w:line="240" w:lineRule="auto"/>
                     <w:ind w:left="340" w:hanging="340"/>
                   </w:pPr>
                   <w:r>
@@ -4200,25 +4221,25 @@
                       <w:rFonts w:ascii="Avenir Next" w:hAnsi="Avenir Next" w:cs="Avenir Next" w:eastAsia="Avenir Next"/>
                       <w:b/>
                       <w:color w:val="003A70"/>
+                      <w:sz w:val="22"/>
+                      <w:szCs w:val="21"/>
+                    </w:rPr>
+                    <w:t xml:space="preserve">C</w:t>
+                  </w:r>
+                  <w:r>
+                    <w:rPr>
+                      <w:rFonts w:ascii="Avenir Next" w:hAnsi="Avenir Next" w:cs="Avenir Next" w:eastAsia="Avenir Next"/>
+                      <w:color w:val="1A1A1A"/>
                       <w:sz w:val="21"/>
                       <w:szCs w:val="21"/>
                     </w:rPr>
-                    <w:t xml:space="preserve">C</w:t>
-                  </w:r>
-                  <w:r>
-                    <w:rPr>
-                      <w:rFonts w:ascii="Avenir Next" w:hAnsi="Avenir Next" w:cs="Avenir Next" w:eastAsia="Avenir Next"/>
-                      <w:color w:val="1A1A1A"/>
-                      <w:sz w:val="21"/>
-                      <w:szCs w:val="21"/>
-                    </w:rPr>
                     <w:tab/>
                   </w:r>
                   <w:r>
                     <w:rPr>
                       <w:rFonts w:ascii="Avenir Next" w:hAnsi="Avenir Next" w:cs="Avenir Next" w:eastAsia="Avenir Next"/>
                       <w:color w:val="1A1A1A"/>
-                      <w:sz w:val="21"/>
+                      <w:sz w:val="22"/>
                       <w:szCs w:val="21"/>
                     </w:rPr>
                     <w:t xml:space="preserve">48</w:t>
@@ -4235,7 +4256,7 @@
                     <w:tabs>
                       <w:tab w:val="left" w:pos="340"/>
                     </w:tabs>
-                    <w:spacing w:before="0" w:after="0" w:line="264" w:lineRule="auto"/>
+                    <w:spacing w:before="0" w:after="0" w:line="240" w:lineRule="auto"/>
                     <w:ind w:left="340" w:hanging="340"/>
                   </w:pPr>
                   <w:r>
@@ -4243,25 +4264,25 @@
                       <w:rFonts w:ascii="Avenir Next" w:hAnsi="Avenir Next" w:cs="Avenir Next" w:eastAsia="Avenir Next"/>
                       <w:b/>
                       <w:color w:val="003A70"/>
+                      <w:sz w:val="22"/>
+                      <w:szCs w:val="21"/>
+                    </w:rPr>
+                    <w:t xml:space="preserve">D</w:t>
+                  </w:r>
+                  <w:r>
+                    <w:rPr>
+                      <w:rFonts w:ascii="Avenir Next" w:hAnsi="Avenir Next" w:cs="Avenir Next" w:eastAsia="Avenir Next"/>
+                      <w:color w:val="1A1A1A"/>
                       <w:sz w:val="21"/>
                       <w:szCs w:val="21"/>
                     </w:rPr>
-                    <w:t xml:space="preserve">D</w:t>
-                  </w:r>
-                  <w:r>
-                    <w:rPr>
-                      <w:rFonts w:ascii="Avenir Next" w:hAnsi="Avenir Next" w:cs="Avenir Next" w:eastAsia="Avenir Next"/>
-                      <w:color w:val="1A1A1A"/>
-                      <w:sz w:val="21"/>
-                      <w:szCs w:val="21"/>
-                    </w:rPr>
                     <w:tab/>
                   </w:r>
                   <w:r>
                     <w:rPr>
                       <w:rFonts w:ascii="Avenir Next" w:hAnsi="Avenir Next" w:cs="Avenir Next" w:eastAsia="Avenir Next"/>
                       <w:color w:val="1A1A1A"/>
-                      <w:sz w:val="21"/>
+                      <w:sz w:val="22"/>
                       <w:szCs w:val="21"/>
                     </w:rPr>
                     <w:t xml:space="preserve">30</w:t>
@@ -4310,19 +4331,42 @@
         <w:tblLook w:val="0000" w:firstRow="0" w:lastRow="0" w:firstColumn="0" w:lastColumn="0" w:noHBand="1" w:noVBand="1"/>
       </w:tblPr>
       <w:tblGrid>
-        <w:gridCol w:w="2000"/>
-        <w:gridCol w:w="2300"/>
-        <w:gridCol w:w="2100"/>
-        <w:gridCol w:w="3104"/>
+        <w:gridCol w:w="1750"/>
+        <w:gridCol w:w="2500"/>
+        <w:gridCol w:w="2200"/>
+        <w:gridCol w:w="3054"/>
       </w:tblGrid>
       <w:tr>
         <w:trPr>
           <w:cantSplit/>
-          <w:trHeight w:val="320" w:hRule="atLeast"/>
+          <w:trHeight w:val="300" w:hRule="atLeast"/>
         </w:trPr>
         <w:tc>
           <w:tcPr>
-            <w:tcW w:w="2000" w:type="dxa"/>
+            <w:tcW w:w="1750" w:type="dxa"/>
+            <w:vAlign w:val="center"/>
+          </w:tcPr>
+          <w:p>
+            <w:pPr>
+              <w:pStyle w:val="Heading2"/>
+              <w:spacing w:before="0" w:after="0" w:line="240" w:lineRule="auto"/>
+            </w:pPr>
+            <w:r>
+              <w:rPr>
+                <w:rFonts w:ascii="Avenir Next" w:hAnsi="Avenir Next" w:cs="Avenir Next" w:eastAsia="Avenir Next"/>
+                <w:b/>
+                <w:color w:val="003A70"/>
+                <w:spacing w:val="12"/>
+                <w:sz w:val="15"/>
+                <w:szCs w:val="15"/>
+              </w:rPr>
+              <w:t xml:space="preserve">CHECK YOURSELF</w:t>
+            </w:r>
+          </w:p>
+        </w:tc>
+        <w:tc>
+          <w:tcPr>
+            <w:tcW w:w="2500" w:type="dxa"/>
             <w:vAlign w:val="center"/>
           </w:tcPr>
           <w:p>
@@ -4331,20 +4375,27 @@
             </w:pPr>
             <w:r>
               <w:rPr>
-                <w:rFonts w:ascii="Avenir Next" w:hAnsi="Avenir Next" w:cs="Avenir Next" w:eastAsia="Avenir Next"/>
-                <w:b/>
-                <w:color w:val="003A70"/>
-                <w:spacing w:val="12"/>
-                <w:sz w:val="15"/>
-                <w:szCs w:val="15"/>
-              </w:rPr>
-              <w:t xml:space="preserve">CHECK YOURSELF</w:t>
+                <w:rFonts w:ascii="Arial" w:hAnsi="Arial" w:cs="Arial" w:eastAsia="Arial"/>
+                <w:color w:val="1A1A1A"/>
+                <w:sz w:val="20"/>
+                <w:szCs w:val="20"/>
+              </w:rPr>
+              <w:t xml:space="preserve">□</w:t>
+            </w:r>
+            <w:r>
+              <w:rPr>
+                <w:rFonts w:ascii="Avenir Next" w:hAnsi="Avenir Next" w:cs="Avenir Next" w:eastAsia="Avenir Next"/>
+                <w:color w:val="1A1A1A"/>
+                <w:sz w:val="17"/>
+                <w:szCs w:val="17"/>
+              </w:rPr>
+              <w:t xml:space="preserve">  I can do this on my own</w:t>
             </w:r>
           </w:p>
         </w:tc>
         <w:tc>
           <w:tcPr>
-            <w:tcW w:w="2300" w:type="dxa"/>
+            <w:tcW w:w="2200" w:type="dxa"/>
             <w:vAlign w:val="center"/>
           </w:tcPr>
           <w:p>
@@ -4355,8 +4406,8 @@
               <w:rPr>
                 <w:rFonts w:ascii="Arial" w:hAnsi="Arial" w:cs="Arial" w:eastAsia="Arial"/>
                 <w:color w:val="1A1A1A"/>
-                <w:sz w:val="24"/>
-                <w:szCs w:val="24"/>
+                <w:sz w:val="20"/>
+                <w:szCs w:val="20"/>
               </w:rPr>
               <w:t xml:space="preserve">□</w:t>
             </w:r>
@@ -4367,13 +4418,13 @@
                 <w:sz w:val="17"/>
                 <w:szCs w:val="17"/>
               </w:rPr>
-              <w:t xml:space="preserve">  I can do this on my own</w:t>
+              <w:t xml:space="preserve">  I need a little help</w:t>
             </w:r>
           </w:p>
         </w:tc>
         <w:tc>
           <w:tcPr>
-            <w:tcW w:w="2100" w:type="dxa"/>
+            <w:tcW w:w="3054" w:type="dxa"/>
             <w:vAlign w:val="center"/>
           </w:tcPr>
           <w:p>
@@ -4384,37 +4435,8 @@
               <w:rPr>
                 <w:rFonts w:ascii="Arial" w:hAnsi="Arial" w:cs="Arial" w:eastAsia="Arial"/>
                 <w:color w:val="1A1A1A"/>
-                <w:sz w:val="24"/>
-                <w:szCs w:val="24"/>
-              </w:rPr>
-              <w:t xml:space="preserve">□</w:t>
-            </w:r>
-            <w:r>
-              <w:rPr>
-                <w:rFonts w:ascii="Avenir Next" w:hAnsi="Avenir Next" w:cs="Avenir Next" w:eastAsia="Avenir Next"/>
-                <w:color w:val="1A1A1A"/>
-                <w:sz w:val="17"/>
-                <w:szCs w:val="17"/>
-              </w:rPr>
-              <w:t xml:space="preserve">  I need a little help</w:t>
-            </w:r>
-          </w:p>
-        </w:tc>
-        <w:tc>
-          <w:tcPr>
-            <w:tcW w:w="3104" w:type="dxa"/>
-            <w:vAlign w:val="center"/>
-          </w:tcPr>
-          <w:p>
-            <w:pPr>
-              <w:spacing w:before="0" w:after="0" w:line="240" w:lineRule="auto"/>
-            </w:pPr>
-            <w:r>
-              <w:rPr>
-                <w:rFonts w:ascii="Arial" w:hAnsi="Arial" w:cs="Arial" w:eastAsia="Arial"/>
-                <w:color w:val="1A1A1A"/>
-                <w:sz w:val="24"/>
-                <w:szCs w:val="24"/>
+                <w:sz w:val="20"/>
+                <w:szCs w:val="20"/>
               </w:rPr>
               <w:t xml:space="preserve">□</w:t>
             </w:r>
@@ -4449,7 +4471,7 @@
     <w:sectPr>
       <w:footerReference w:type="default" r:id="rIdFooter1"/>
       <w:pgSz w:w="12240" w:h="15840"/>
-      <w:pgMar w:top="893" w:right="1224" w:bottom="835" w:left="1512" w:header="432" w:footer="432" w:gutter="0"/>
+      <w:pgMar w:top="780" w:right="1224" w:bottom="760" w:left="1512" w:header="432" w:footer="432" w:gutter="0"/>
       <w:cols w:space="720"/>
     </w:sectPr>
   </w:body>
@@ -4529,7 +4551,106 @@
               <w:sz w:val="15"/>
               <w:szCs w:val="15"/>
             </w:rPr>
-            <w:t xml:space="preserve">Lesson 9-1  ·  Session 2  ·  Prerequisite Practice A</w:t>
+            <w:t xml:space="preserve">9-1 · Page </w:t>
+          </w:r>
+          <w:r>
+            <w:rPr>
+              <w:rFonts w:ascii="Avenir Next" w:hAnsi="Avenir Next" w:cs="Avenir Next" w:eastAsia="Avenir Next"/>
+              <w:color w:val="5A5F66"/>
+              <w:sz w:val="15"/>
+              <w:szCs w:val="15"/>
+            </w:rPr>
+            <w:fldChar w:fldCharType="begin"/>
+          </w:r>
+          <w:r>
+            <w:rPr>
+              <w:rFonts w:ascii="Avenir Next" w:hAnsi="Avenir Next" w:cs="Avenir Next" w:eastAsia="Avenir Next"/>
+              <w:color w:val="5A5F66"/>
+              <w:sz w:val="15"/>
+              <w:szCs w:val="15"/>
+            </w:rPr>
+            <w:instrText xml:space="preserve"> PAGE </w:instrText>
+          </w:r>
+          <w:r>
+            <w:rPr>
+              <w:rFonts w:ascii="Avenir Next" w:hAnsi="Avenir Next" w:cs="Avenir Next" w:eastAsia="Avenir Next"/>
+              <w:color w:val="5A5F66"/>
+              <w:sz w:val="15"/>
+              <w:szCs w:val="15"/>
+            </w:rPr>
+            <w:fldChar w:fldCharType="separate"/>
+          </w:r>
+          <w:r>
+            <w:rPr>
+              <w:rFonts w:ascii="Avenir Next" w:hAnsi="Avenir Next" w:cs="Avenir Next" w:eastAsia="Avenir Next"/>
+              <w:color w:val="5A5F66"/>
+              <w:sz w:val="15"/>
+              <w:szCs w:val="15"/>
+            </w:rPr>
+            <w:t xml:space="preserve">1</w:t>
+          </w:r>
+          <w:r>
+            <w:rPr>
+              <w:rFonts w:ascii="Avenir Next" w:hAnsi="Avenir Next" w:cs="Avenir Next" w:eastAsia="Avenir Next"/>
+              <w:color w:val="5A5F66"/>
+              <w:sz w:val="15"/>
+              <w:szCs w:val="15"/>
+            </w:rPr>
+            <w:fldChar w:fldCharType="end"/>
+          </w:r>
+          <w:r>
+            <w:rPr>
+              <w:rFonts w:ascii="Avenir Next" w:hAnsi="Avenir Next" w:cs="Avenir Next" w:eastAsia="Avenir Next"/>
+              <w:color w:val="5A5F66"/>
+              <w:sz w:val="15"/>
+              <w:szCs w:val="15"/>
+            </w:rPr>
+            <w:t xml:space="preserve"> of </w:t>
+          </w:r>
+          <w:r>
+            <w:rPr>
+              <w:rFonts w:ascii="Avenir Next" w:hAnsi="Avenir Next" w:cs="Avenir Next" w:eastAsia="Avenir Next"/>
+              <w:color w:val="5A5F66"/>
+              <w:sz w:val="15"/>
+              <w:szCs w:val="15"/>
+            </w:rPr>
+            <w:fldChar w:fldCharType="begin"/>
+          </w:r>
+          <w:r>
+            <w:rPr>
+              <w:rFonts w:ascii="Avenir Next" w:hAnsi="Avenir Next" w:cs="Avenir Next" w:eastAsia="Avenir Next"/>
+              <w:color w:val="5A5F66"/>
+              <w:sz w:val="15"/>
+              <w:szCs w:val="15"/>
+            </w:rPr>
+            <w:instrText xml:space="preserve"> NUMPAGES </w:instrText>
+          </w:r>
+          <w:r>
+            <w:rPr>
+              <w:rFonts w:ascii="Avenir Next" w:hAnsi="Avenir Next" w:cs="Avenir Next" w:eastAsia="Avenir Next"/>
+              <w:color w:val="5A5F66"/>
+              <w:sz w:val="15"/>
+              <w:szCs w:val="15"/>
+            </w:rPr>
+            <w:fldChar w:fldCharType="separate"/>
+          </w:r>
+          <w:r>
+            <w:rPr>
+              <w:rFonts w:ascii="Avenir Next" w:hAnsi="Avenir Next" w:cs="Avenir Next" w:eastAsia="Avenir Next"/>
+              <w:color w:val="5A5F66"/>
+              <w:sz w:val="15"/>
+              <w:szCs w:val="15"/>
+            </w:rPr>
+            <w:t xml:space="preserve">1</w:t>
+          </w:r>
+          <w:r>
+            <w:rPr>
+              <w:rFonts w:ascii="Avenir Next" w:hAnsi="Avenir Next" w:cs="Avenir Next" w:eastAsia="Avenir Next"/>
+              <w:color w:val="5A5F66"/>
+              <w:sz w:val="15"/>
+              <w:szCs w:val="15"/>
+            </w:rPr>
+            <w:fldChar w:fldCharType="end"/>
           </w:r>
         </w:p>
       </w:tc>
@@ -4572,5 +4693,23 @@
       </w:tblCellMar>
     </w:tblPr>
   </w:style>
+  <w:style w:type="paragraph" w:styleId="Heading1">
+    <w:name w:val="heading 1"/>
+    <w:basedOn w:val="Normal"/>
+    <w:pPr>
+      <w:outlineLvl w:val="0"/>
+      <w:keepNext w:val="0"/>
+      <w:keepLines w:val="0"/>
+    </w:pPr>
+  </w:style>
+  <w:style w:type="paragraph" w:styleId="Heading2">
+    <w:name w:val="heading 2"/>
+    <w:basedOn w:val="Normal"/>
+    <w:pPr>
+      <w:outlineLvl w:val="1"/>
+      <w:keepNext w:val="0"/>
+      <w:keepLines w:val="0"/>
+    </w:pPr>
+  </w:style>
 </w:styles>
 </file>